--- a/lessons/7-1/downloads/reveal/teacher/7.1-session-2-prerequisite-practice-b.docx
+++ b/lessons/7-1/downloads/reveal/teacher/7.1-session-2-prerequisite-practice-b.docx
@@ -15,10 +15,28 @@
         <w:rPr>
           <w:rFonts w:ascii="Avenir Next" w:hAnsi="Avenir Next" w:cs="Avenir Next" w:eastAsia="Avenir Next"/>
           <w:color w:val="1A1A1A"/>
+          <w:sz w:val="22"/>
+          <w:szCs w:val="20"/>
+        </w:rPr>
+        <w:t xml:space="preserve">Name</w:t>
+      </w:r>
+      <w:r>
+        <w:rPr>
+          <w:rFonts w:ascii="Avenir Next" w:hAnsi="Avenir Next" w:cs="Avenir Next" w:eastAsia="Avenir Next"/>
+          <w:color w:val="1A1A1A"/>
           <w:sz w:val="20"/>
           <w:szCs w:val="20"/>
         </w:rPr>
-        <w:t xml:space="preserve">Name</w:t>
+        <w:tab/>
+      </w:r>
+      <w:r>
+        <w:rPr>
+          <w:rFonts w:ascii="Avenir Next" w:hAnsi="Avenir Next" w:cs="Avenir Next" w:eastAsia="Avenir Next"/>
+          <w:color w:val="1A1A1A"/>
+          <w:sz w:val="22"/>
+          <w:szCs w:val="20"/>
+        </w:rPr>
+        <w:t xml:space="preserve">   Date</w:t>
       </w:r>
       <w:r>
         <w:rPr>
@@ -33,25 +51,7 @@
         <w:rPr>
           <w:rFonts w:ascii="Avenir Next" w:hAnsi="Avenir Next" w:cs="Avenir Next" w:eastAsia="Avenir Next"/>
           <w:color w:val="1A1A1A"/>
-          <w:sz w:val="20"/>
-          <w:szCs w:val="20"/>
-        </w:rPr>
-        <w:t xml:space="preserve">   Date</w:t>
-      </w:r>
-      <w:r>
-        <w:rPr>
-          <w:rFonts w:ascii="Avenir Next" w:hAnsi="Avenir Next" w:cs="Avenir Next" w:eastAsia="Avenir Next"/>
-          <w:color w:val="1A1A1A"/>
-          <w:sz w:val="20"/>
-          <w:szCs w:val="20"/>
-        </w:rPr>
-        <w:tab/>
-      </w:r>
-      <w:r>
-        <w:rPr>
-          <w:rFonts w:ascii="Avenir Next" w:hAnsi="Avenir Next" w:cs="Avenir Next" w:eastAsia="Avenir Next"/>
-          <w:color w:val="1A1A1A"/>
-          <w:sz w:val="20"/>
+          <w:sz w:val="22"/>
           <w:szCs w:val="20"/>
         </w:rPr>
         <w:t xml:space="preserve">   Period</w:t>
@@ -78,7 +78,7 @@
           <w:caps/>
           <w:color w:val="003A70"/>
           <w:spacing w:val="12"/>
-          <w:sz w:val="19"/>
+          <w:sz w:val="22"/>
           <w:szCs w:val="19"/>
         </w:rPr>
         <w:t xml:space="preserve">Lesson 7-1  ·  Session 2  ·  Prerequisite Practice B  ·  Skill 1 of 2</w:t>
@@ -86,6 +86,7 @@
     </w:p>
     <w:p>
       <w:pPr>
+        <w:pStyle w:val="Heading1"/>
         <w:keepNext/>
         <w:spacing w:before="0" w:after="10" w:line="240" w:lineRule="auto"/>
       </w:pPr>
@@ -111,7 +112,7 @@
         <w:rPr>
           <w:rFonts w:ascii="Avenir Next" w:hAnsi="Avenir Next" w:cs="Avenir Next" w:eastAsia="Avenir Next"/>
           <w:color w:val="5A5F66"/>
-          <w:sz w:val="17"/>
+          <w:sz w:val="22"/>
           <w:szCs w:val="17"/>
         </w:rPr>
         <w:t xml:space="preserve">Builds on Lesson 7-1 Session 1 · 6.NS.C.5</w:t>
@@ -154,6 +155,7 @@
           </w:tcPr>
           <w:p>
             <w:pPr>
+              <w:pStyle w:val="Heading2"/>
               <w:spacing w:before="0" w:after="0" w:line="252" w:lineRule="auto"/>
             </w:pPr>
             <w:r>
@@ -183,7 +185,7 @@
               <w:rPr>
                 <w:rFonts w:ascii="Avenir Next" w:hAnsi="Avenir Next" w:cs="Avenir Next" w:eastAsia="Avenir Next"/>
                 <w:color w:val="1A1A1A"/>
-                <w:sz w:val="20"/>
+                <w:sz w:val="22"/>
                 <w:szCs w:val="20"/>
               </w:rPr>
               <w:t xml:space="preserve">You will write integers like −9 for a 9-yard loss and 200 for 200 feet above sea level.</w:t>
@@ -203,6 +205,7 @@
           </w:tcPr>
           <w:p>
             <w:pPr>
+              <w:pStyle w:val="Heading2"/>
               <w:spacing w:before="0" w:after="0" w:line="252" w:lineRule="auto"/>
             </w:pPr>
             <w:r>
@@ -232,7 +235,7 @@
               <w:rPr>
                 <w:rFonts w:ascii="Avenir Next" w:hAnsi="Avenir Next" w:cs="Avenir Next" w:eastAsia="Avenir Next"/>
                 <w:color w:val="1A1A1A"/>
-                <w:sz w:val="20"/>
+                <w:sz w:val="22"/>
                 <w:szCs w:val="20"/>
               </w:rPr>
               <w:t xml:space="preserve">Write an integer for a situation, like 35 feet below sea level = −35.  </w:t>
@@ -242,7 +245,7 @@
                 <w:rFonts w:ascii="Avenir Next" w:hAnsi="Avenir Next" w:cs="Avenir Next" w:eastAsia="Avenir Next"/>
                 <w:b/>
                 <w:color w:val="1A1A1A"/>
-                <w:sz w:val="20"/>
+                <w:sz w:val="22"/>
                 <w:szCs w:val="20"/>
               </w:rPr>
               <w:t xml:space="preserve">You will use it in Practice Form A, problems 1 and 5.</w:t>
@@ -253,6 +256,7 @@
     </w:tbl>
     <w:p>
       <w:pPr>
+        <w:pStyle w:val="Heading2"/>
         <w:keepNext/>
         <w:pBdr>
           <w:bottom w:val="single" w:sz="8" w:space="3" w:color="003A70"/>
@@ -268,7 +272,7 @@
           <w:b/>
           <w:color w:val="003A70"/>
           <w:spacing w:val="14"/>
-          <w:sz w:val="19"/>
+          <w:sz w:val="22"/>
           <w:szCs w:val="19"/>
         </w:rPr>
         <w:t xml:space="preserve">STEPS TO FOLLOW</w:t>
@@ -287,7 +291,7 @@
           <w:rFonts w:ascii="Avenir Next" w:hAnsi="Avenir Next" w:cs="Avenir Next" w:eastAsia="Avenir Next"/>
           <w:i/>
           <w:color w:val="5A5F66"/>
-          <w:sz w:val="17"/>
+          <w:sz w:val="22"/>
           <w:szCs w:val="17"/>
         </w:rPr>
         <w:t xml:space="preserve">use these same steps on every problem</w:t>
@@ -329,6 +333,7 @@
           </w:tcPr>
           <w:p>
             <w:pPr>
+              <w:pStyle w:val="Heading1"/>
               <w:spacing w:before="0" w:after="0" w:line="240" w:lineRule="auto"/>
               <w:jc w:val="center"/>
             </w:pPr>
@@ -357,7 +362,7 @@
               <w:rPr>
                 <w:rFonts w:ascii="Avenir Next" w:hAnsi="Avenir Next" w:cs="Avenir Next" w:eastAsia="Avenir Next"/>
                 <w:color w:val="1A1A1A"/>
-                <w:sz w:val="21"/>
+                <w:sz w:val="22"/>
                 <w:szCs w:val="21"/>
               </w:rPr>
               <w:t xml:space="preserve">Find the </w:t>
@@ -367,7 +372,7 @@
                 <w:rFonts w:ascii="Avenir Next" w:hAnsi="Avenir Next" w:cs="Avenir Next" w:eastAsia="Avenir Next"/>
                 <w:b/>
                 <w:color w:val="1A1A1A"/>
-                <w:sz w:val="21"/>
+                <w:sz w:val="22"/>
                 <w:szCs w:val="21"/>
               </w:rPr>
               <w:t xml:space="preserve">zero</w:t>
@@ -376,7 +381,7 @@
               <w:rPr>
                 <w:rFonts w:ascii="Avenir Next" w:hAnsi="Avenir Next" w:cs="Avenir Next" w:eastAsia="Avenir Next"/>
                 <w:color w:val="1A1A1A"/>
-                <w:sz w:val="21"/>
+                <w:sz w:val="22"/>
                 <w:szCs w:val="21"/>
               </w:rPr>
               <w:t xml:space="preserve"> point: the ground, sea level, or $0.</w:t>
@@ -395,6 +400,7 @@
           </w:tcPr>
           <w:p>
             <w:pPr>
+              <w:pStyle w:val="Heading1"/>
               <w:spacing w:before="0" w:after="0" w:line="240" w:lineRule="auto"/>
               <w:jc w:val="center"/>
             </w:pPr>
@@ -423,7 +429,7 @@
               <w:rPr>
                 <w:rFonts w:ascii="Avenir Next" w:hAnsi="Avenir Next" w:cs="Avenir Next" w:eastAsia="Avenir Next"/>
                 <w:color w:val="1A1A1A"/>
-                <w:sz w:val="21"/>
+                <w:sz w:val="22"/>
                 <w:szCs w:val="21"/>
               </w:rPr>
               <w:t xml:space="preserve">Choose the </w:t>
@@ -433,7 +439,7 @@
                 <w:rFonts w:ascii="Avenir Next" w:hAnsi="Avenir Next" w:cs="Avenir Next" w:eastAsia="Avenir Next"/>
                 <w:b/>
                 <w:color w:val="1A1A1A"/>
-                <w:sz w:val="21"/>
+                <w:sz w:val="22"/>
                 <w:szCs w:val="21"/>
               </w:rPr>
               <w:t xml:space="preserve">sign</w:t>
@@ -442,7 +448,7 @@
               <w:rPr>
                 <w:rFonts w:ascii="Avenir Next" w:hAnsi="Avenir Next" w:cs="Avenir Next" w:eastAsia="Avenir Next"/>
                 <w:color w:val="1A1A1A"/>
-                <w:sz w:val="21"/>
+                <w:sz w:val="22"/>
                 <w:szCs w:val="21"/>
               </w:rPr>
               <w:t xml:space="preserve">: above or gain is +. Below or loss is −.</w:t>
@@ -461,6 +467,7 @@
           </w:tcPr>
           <w:p>
             <w:pPr>
+              <w:pStyle w:val="Heading1"/>
               <w:spacing w:before="0" w:after="0" w:line="240" w:lineRule="auto"/>
               <w:jc w:val="center"/>
             </w:pPr>
@@ -489,7 +496,7 @@
               <w:rPr>
                 <w:rFonts w:ascii="Avenir Next" w:hAnsi="Avenir Next" w:cs="Avenir Next" w:eastAsia="Avenir Next"/>
                 <w:color w:val="1A1A1A"/>
-                <w:sz w:val="21"/>
+                <w:sz w:val="22"/>
                 <w:szCs w:val="21"/>
               </w:rPr>
               <w:t xml:space="preserve">Write the </w:t>
@@ -499,7 +506,7 @@
                 <w:rFonts w:ascii="Avenir Next" w:hAnsi="Avenir Next" w:cs="Avenir Next" w:eastAsia="Avenir Next"/>
                 <w:b/>
                 <w:color w:val="1A1A1A"/>
-                <w:sz w:val="21"/>
+                <w:sz w:val="22"/>
                 <w:szCs w:val="21"/>
               </w:rPr>
               <w:t xml:space="preserve">number</w:t>
@@ -508,7 +515,7 @@
               <w:rPr>
                 <w:rFonts w:ascii="Avenir Next" w:hAnsi="Avenir Next" w:cs="Avenir Next" w:eastAsia="Avenir Next"/>
                 <w:color w:val="1A1A1A"/>
-                <w:sz w:val="21"/>
+                <w:sz w:val="22"/>
                 <w:szCs w:val="21"/>
               </w:rPr>
               <w:t xml:space="preserve"> with its sign.</w:t>
@@ -519,6 +526,7 @@
     </w:tbl>
     <w:p>
       <w:pPr>
+        <w:pStyle w:val="Heading2"/>
         <w:keepNext/>
         <w:pBdr>
           <w:bottom w:val="single" w:sz="8" w:space="3" w:color="003A70"/>
@@ -534,7 +542,7 @@
           <w:b/>
           <w:color w:val="003A70"/>
           <w:spacing w:val="14"/>
-          <w:sz w:val="19"/>
+          <w:sz w:val="22"/>
           <w:szCs w:val="19"/>
         </w:rPr>
         <w:t xml:space="preserve">WATCH ME</w:t>
@@ -553,7 +561,7 @@
           <w:rFonts w:ascii="Avenir Next" w:hAnsi="Avenir Next" w:cs="Avenir Next" w:eastAsia="Avenir Next"/>
           <w:i/>
           <w:color w:val="5A5F66"/>
-          <w:sz w:val="17"/>
+          <w:sz w:val="22"/>
           <w:szCs w:val="17"/>
         </w:rPr>
         <w:t xml:space="preserve">the steps in action</w:t>
@@ -568,7 +576,7 @@
           <w:rFonts w:ascii="Avenir Next" w:hAnsi="Avenir Next" w:cs="Avenir Next" w:eastAsia="Avenir Next"/>
           <w:b/>
           <w:color w:val="1A1A1A"/>
-          <w:sz w:val="21"/>
+          <w:sz w:val="22"/>
           <w:szCs w:val="21"/>
         </w:rPr>
         <w:t xml:space="preserve">A diver is 35 feet below sea level. Write an integer.</w:t>
@@ -587,25 +595,25 @@
           <w:rFonts w:ascii="Avenir Next" w:hAnsi="Avenir Next" w:cs="Avenir Next" w:eastAsia="Avenir Next"/>
           <w:b/>
           <w:color w:val="003A70"/>
+          <w:sz w:val="22"/>
+          <w:szCs w:val="19"/>
+        </w:rPr>
+        <w:t xml:space="preserve">Step 1</w:t>
+      </w:r>
+      <w:r>
+        <w:rPr>
+          <w:rFonts w:ascii="Avenir Next" w:hAnsi="Avenir Next" w:cs="Avenir Next" w:eastAsia="Avenir Next"/>
+          <w:color w:val="1A1A1A"/>
           <w:sz w:val="19"/>
           <w:szCs w:val="19"/>
         </w:rPr>
-        <w:t xml:space="preserve">Step 1</w:t>
-      </w:r>
-      <w:r>
-        <w:rPr>
-          <w:rFonts w:ascii="Avenir Next" w:hAnsi="Avenir Next" w:cs="Avenir Next" w:eastAsia="Avenir Next"/>
-          <w:color w:val="1A1A1A"/>
-          <w:sz w:val="19"/>
-          <w:szCs w:val="19"/>
-        </w:rPr>
         <w:tab/>
       </w:r>
       <w:r>
         <w:rPr>
           <w:rFonts w:ascii="Avenir Next" w:hAnsi="Avenir Next" w:cs="Avenir Next" w:eastAsia="Avenir Next"/>
           <w:color w:val="1A1A1A"/>
-          <w:sz w:val="21"/>
+          <w:sz w:val="22"/>
           <w:szCs w:val="21"/>
         </w:rPr>
         <w:t xml:space="preserve">Zero is sea level.</w:t>
@@ -624,25 +632,25 @@
           <w:rFonts w:ascii="Avenir Next" w:hAnsi="Avenir Next" w:cs="Avenir Next" w:eastAsia="Avenir Next"/>
           <w:b/>
           <w:color w:val="003A70"/>
+          <w:sz w:val="22"/>
+          <w:szCs w:val="19"/>
+        </w:rPr>
+        <w:t xml:space="preserve">Step 2</w:t>
+      </w:r>
+      <w:r>
+        <w:rPr>
+          <w:rFonts w:ascii="Avenir Next" w:hAnsi="Avenir Next" w:cs="Avenir Next" w:eastAsia="Avenir Next"/>
+          <w:color w:val="1A1A1A"/>
           <w:sz w:val="19"/>
           <w:szCs w:val="19"/>
         </w:rPr>
-        <w:t xml:space="preserve">Step 2</w:t>
-      </w:r>
-      <w:r>
-        <w:rPr>
-          <w:rFonts w:ascii="Avenir Next" w:hAnsi="Avenir Next" w:cs="Avenir Next" w:eastAsia="Avenir Next"/>
-          <w:color w:val="1A1A1A"/>
-          <w:sz w:val="19"/>
-          <w:szCs w:val="19"/>
-        </w:rPr>
         <w:tab/>
       </w:r>
       <w:r>
         <w:rPr>
           <w:rFonts w:ascii="Avenir Next" w:hAnsi="Avenir Next" w:cs="Avenir Next" w:eastAsia="Avenir Next"/>
           <w:color w:val="1A1A1A"/>
-          <w:sz w:val="21"/>
+          <w:sz w:val="22"/>
           <w:szCs w:val="21"/>
         </w:rPr>
         <w:t xml:space="preserve">Below sea level, so the sign is −.</w:t>
@@ -661,25 +669,25 @@
           <w:rFonts w:ascii="Avenir Next" w:hAnsi="Avenir Next" w:cs="Avenir Next" w:eastAsia="Avenir Next"/>
           <w:b/>
           <w:color w:val="003A70"/>
+          <w:sz w:val="22"/>
+          <w:szCs w:val="19"/>
+        </w:rPr>
+        <w:t xml:space="preserve">Step 3</w:t>
+      </w:r>
+      <w:r>
+        <w:rPr>
+          <w:rFonts w:ascii="Avenir Next" w:hAnsi="Avenir Next" w:cs="Avenir Next" w:eastAsia="Avenir Next"/>
+          <w:color w:val="1A1A1A"/>
           <w:sz w:val="19"/>
           <w:szCs w:val="19"/>
         </w:rPr>
-        <w:t xml:space="preserve">Step 3</w:t>
-      </w:r>
-      <w:r>
-        <w:rPr>
-          <w:rFonts w:ascii="Avenir Next" w:hAnsi="Avenir Next" w:cs="Avenir Next" w:eastAsia="Avenir Next"/>
-          <w:color w:val="1A1A1A"/>
-          <w:sz w:val="19"/>
-          <w:szCs w:val="19"/>
-        </w:rPr>
         <w:tab/>
       </w:r>
       <w:r>
         <w:rPr>
           <w:rFonts w:ascii="Avenir Next" w:hAnsi="Avenir Next" w:cs="Avenir Next" w:eastAsia="Avenir Next"/>
           <w:color w:val="1A1A1A"/>
-          <w:sz w:val="21"/>
+          <w:sz w:val="22"/>
           <w:szCs w:val="21"/>
         </w:rPr>
         <w:t xml:space="preserve">Write −35.</w:t>
@@ -698,33 +706,34 @@
           <w:rFonts w:ascii="Avenir Next" w:hAnsi="Avenir Next" w:cs="Avenir Next" w:eastAsia="Avenir Next"/>
           <w:b/>
           <w:color w:val="1A1A1A"/>
+          <w:sz w:val="22"/>
+          <w:szCs w:val="21"/>
+        </w:rPr>
+        <w:t xml:space="preserve">Answer</w:t>
+      </w:r>
+      <w:r>
+        <w:rPr>
+          <w:rFonts w:ascii="Avenir Next" w:hAnsi="Avenir Next" w:cs="Avenir Next" w:eastAsia="Avenir Next"/>
+          <w:color w:val="1A1A1A"/>
           <w:sz w:val="21"/>
           <w:szCs w:val="21"/>
         </w:rPr>
-        <w:t xml:space="preserve">Answer</w:t>
-      </w:r>
-      <w:r>
-        <w:rPr>
-          <w:rFonts w:ascii="Avenir Next" w:hAnsi="Avenir Next" w:cs="Avenir Next" w:eastAsia="Avenir Next"/>
-          <w:color w:val="1A1A1A"/>
-          <w:sz w:val="21"/>
+        <w:tab/>
+      </w:r>
+      <w:r>
+        <w:rPr>
+          <w:rFonts w:ascii="Avenir Next" w:hAnsi="Avenir Next" w:cs="Avenir Next" w:eastAsia="Avenir Next"/>
+          <w:b/>
+          <w:color w:val="1A1A1A"/>
+          <w:sz w:val="22"/>
           <w:szCs w:val="21"/>
         </w:rPr>
-        <w:tab/>
-      </w:r>
-      <w:r>
-        <w:rPr>
-          <w:rFonts w:ascii="Avenir Next" w:hAnsi="Avenir Next" w:cs="Avenir Next" w:eastAsia="Avenir Next"/>
-          <w:b/>
-          <w:color w:val="1A1A1A"/>
-          <w:sz w:val="21"/>
-          <w:szCs w:val="21"/>
-        </w:rPr>
         <w:t xml:space="preserve">−35</w:t>
       </w:r>
     </w:p>
     <w:p>
       <w:pPr>
+        <w:pStyle w:val="Heading2"/>
         <w:keepNext/>
         <w:pBdr>
           <w:bottom w:val="single" w:sz="8" w:space="3" w:color="003A70"/>
@@ -740,7 +749,7 @@
           <w:b/>
           <w:color w:val="003A70"/>
           <w:spacing w:val="14"/>
-          <w:sz w:val="19"/>
+          <w:sz w:val="22"/>
           <w:szCs w:val="19"/>
         </w:rPr>
         <w:t xml:space="preserve">TRY IT WITH HELP</w:t>
@@ -759,7 +768,7 @@
           <w:rFonts w:ascii="Avenir Next" w:hAnsi="Avenir Next" w:cs="Avenir Next" w:eastAsia="Avenir Next"/>
           <w:i/>
           <w:color w:val="5A5F66"/>
-          <w:sz w:val="17"/>
+          <w:sz w:val="22"/>
           <w:szCs w:val="17"/>
         </w:rPr>
         <w:t xml:space="preserve">fill in each step</w:t>
@@ -817,25 +826,25 @@
           <w:rFonts w:ascii="Avenir Next" w:hAnsi="Avenir Next" w:cs="Avenir Next" w:eastAsia="Avenir Next"/>
           <w:b/>
           <w:color w:val="003A70"/>
+          <w:sz w:val="22"/>
+          <w:szCs w:val="18"/>
+        </w:rPr>
+        <w:t xml:space="preserve">Step 1</w:t>
+      </w:r>
+      <w:r>
+        <w:rPr>
+          <w:rFonts w:ascii="Avenir Next" w:hAnsi="Avenir Next" w:cs="Avenir Next" w:eastAsia="Avenir Next"/>
+          <w:color w:val="1A1A1A"/>
           <w:sz w:val="18"/>
           <w:szCs w:val="18"/>
         </w:rPr>
-        <w:t xml:space="preserve">Step 1</w:t>
-      </w:r>
-      <w:r>
-        <w:rPr>
-          <w:rFonts w:ascii="Avenir Next" w:hAnsi="Avenir Next" w:cs="Avenir Next" w:eastAsia="Avenir Next"/>
-          <w:color w:val="1A1A1A"/>
-          <w:sz w:val="18"/>
-          <w:szCs w:val="18"/>
-        </w:rPr>
         <w:tab/>
       </w:r>
       <w:r>
         <w:rPr>
           <w:rFonts w:ascii="Avenir Next" w:hAnsi="Avenir Next" w:cs="Avenir Next" w:eastAsia="Avenir Next"/>
           <w:color w:val="1A1A1A"/>
-          <w:sz w:val="21"/>
+          <w:sz w:val="22"/>
           <w:szCs w:val="21"/>
         </w:rPr>
         <w:t xml:space="preserve">Zero is the starting </w:t>
@@ -854,7 +863,7 @@
         <w:rPr>
           <w:rFonts w:ascii="Avenir Next" w:hAnsi="Avenir Next" w:cs="Avenir Next" w:eastAsia="Avenir Next"/>
           <w:color w:val="1A1A1A"/>
-          <w:sz w:val="21"/>
+          <w:sz w:val="22"/>
           <w:szCs w:val="21"/>
         </w:rPr>
         <w:t xml:space="preserve">.</w:t>
@@ -874,25 +883,25 @@
           <w:rFonts w:ascii="Avenir Next" w:hAnsi="Avenir Next" w:cs="Avenir Next" w:eastAsia="Avenir Next"/>
           <w:b/>
           <w:color w:val="003A70"/>
+          <w:sz w:val="22"/>
+          <w:szCs w:val="18"/>
+        </w:rPr>
+        <w:t xml:space="preserve">Step 2</w:t>
+      </w:r>
+      <w:r>
+        <w:rPr>
+          <w:rFonts w:ascii="Avenir Next" w:hAnsi="Avenir Next" w:cs="Avenir Next" w:eastAsia="Avenir Next"/>
+          <w:color w:val="1A1A1A"/>
           <w:sz w:val="18"/>
           <w:szCs w:val="18"/>
         </w:rPr>
-        <w:t xml:space="preserve">Step 2</w:t>
-      </w:r>
-      <w:r>
-        <w:rPr>
-          <w:rFonts w:ascii="Avenir Next" w:hAnsi="Avenir Next" w:cs="Avenir Next" w:eastAsia="Avenir Next"/>
-          <w:color w:val="1A1A1A"/>
-          <w:sz w:val="18"/>
-          <w:szCs w:val="18"/>
-        </w:rPr>
         <w:tab/>
       </w:r>
       <w:r>
         <w:rPr>
           <w:rFonts w:ascii="Avenir Next" w:hAnsi="Avenir Next" w:cs="Avenir Next" w:eastAsia="Avenir Next"/>
           <w:color w:val="1A1A1A"/>
-          <w:sz w:val="21"/>
+          <w:sz w:val="22"/>
           <w:szCs w:val="21"/>
         </w:rPr>
         <w:t xml:space="preserve">A gain, so the sign is </w:t>
@@ -911,7 +920,7 @@
         <w:rPr>
           <w:rFonts w:ascii="Avenir Next" w:hAnsi="Avenir Next" w:cs="Avenir Next" w:eastAsia="Avenir Next"/>
           <w:color w:val="1A1A1A"/>
-          <w:sz w:val="21"/>
+          <w:sz w:val="22"/>
           <w:szCs w:val="21"/>
         </w:rPr>
         <w:t xml:space="preserve">.</w:t>
@@ -931,25 +940,25 @@
           <w:rFonts w:ascii="Avenir Next" w:hAnsi="Avenir Next" w:cs="Avenir Next" w:eastAsia="Avenir Next"/>
           <w:b/>
           <w:color w:val="003A70"/>
+          <w:sz w:val="22"/>
+          <w:szCs w:val="18"/>
+        </w:rPr>
+        <w:t xml:space="preserve">Step 3</w:t>
+      </w:r>
+      <w:r>
+        <w:rPr>
+          <w:rFonts w:ascii="Avenir Next" w:hAnsi="Avenir Next" w:cs="Avenir Next" w:eastAsia="Avenir Next"/>
+          <w:color w:val="1A1A1A"/>
           <w:sz w:val="18"/>
           <w:szCs w:val="18"/>
         </w:rPr>
-        <w:t xml:space="preserve">Step 3</w:t>
-      </w:r>
-      <w:r>
-        <w:rPr>
-          <w:rFonts w:ascii="Avenir Next" w:hAnsi="Avenir Next" w:cs="Avenir Next" w:eastAsia="Avenir Next"/>
-          <w:color w:val="1A1A1A"/>
-          <w:sz w:val="18"/>
-          <w:szCs w:val="18"/>
-        </w:rPr>
         <w:tab/>
       </w:r>
       <w:r>
         <w:rPr>
           <w:rFonts w:ascii="Avenir Next" w:hAnsi="Avenir Next" w:cs="Avenir Next" w:eastAsia="Avenir Next"/>
           <w:color w:val="1A1A1A"/>
-          <w:sz w:val="21"/>
+          <w:sz w:val="22"/>
           <w:szCs w:val="21"/>
         </w:rPr>
         <w:t xml:space="preserve">The integer is </w:t>
@@ -968,7 +977,7 @@
         <w:rPr>
           <w:rFonts w:ascii="Avenir Next" w:hAnsi="Avenir Next" w:cs="Avenir Next" w:eastAsia="Avenir Next"/>
           <w:color w:val="1A1A1A"/>
-          <w:sz w:val="21"/>
+          <w:sz w:val="22"/>
           <w:szCs w:val="21"/>
         </w:rPr>
         <w:t xml:space="preserve">.</w:t>
@@ -1031,25 +1040,25 @@
           <w:rFonts w:ascii="Avenir Next" w:hAnsi="Avenir Next" w:cs="Avenir Next" w:eastAsia="Avenir Next"/>
           <w:b/>
           <w:color w:val="003A70"/>
+          <w:sz w:val="22"/>
+          <w:szCs w:val="18"/>
+        </w:rPr>
+        <w:t xml:space="preserve">Step 1</w:t>
+      </w:r>
+      <w:r>
+        <w:rPr>
+          <w:rFonts w:ascii="Avenir Next" w:hAnsi="Avenir Next" w:cs="Avenir Next" w:eastAsia="Avenir Next"/>
+          <w:color w:val="1A1A1A"/>
           <w:sz w:val="18"/>
           <w:szCs w:val="18"/>
         </w:rPr>
-        <w:t xml:space="preserve">Step 1</w:t>
-      </w:r>
-      <w:r>
-        <w:rPr>
-          <w:rFonts w:ascii="Avenir Next" w:hAnsi="Avenir Next" w:cs="Avenir Next" w:eastAsia="Avenir Next"/>
-          <w:color w:val="1A1A1A"/>
-          <w:sz w:val="18"/>
-          <w:szCs w:val="18"/>
-        </w:rPr>
         <w:tab/>
       </w:r>
       <w:r>
         <w:rPr>
           <w:rFonts w:ascii="Avenir Next" w:hAnsi="Avenir Next" w:cs="Avenir Next" w:eastAsia="Avenir Next"/>
           <w:color w:val="1A1A1A"/>
-          <w:sz w:val="21"/>
+          <w:sz w:val="22"/>
           <w:szCs w:val="21"/>
         </w:rPr>
         <w:t xml:space="preserve">Zero is </w:t>
@@ -1068,7 +1077,7 @@
         <w:rPr>
           <w:rFonts w:ascii="Avenir Next" w:hAnsi="Avenir Next" w:cs="Avenir Next" w:eastAsia="Avenir Next"/>
           <w:color w:val="1A1A1A"/>
-          <w:sz w:val="21"/>
+          <w:sz w:val="22"/>
           <w:szCs w:val="21"/>
         </w:rPr>
         <w:t xml:space="preserve">.</w:t>
@@ -1088,25 +1097,25 @@
           <w:rFonts w:ascii="Avenir Next" w:hAnsi="Avenir Next" w:cs="Avenir Next" w:eastAsia="Avenir Next"/>
           <w:b/>
           <w:color w:val="003A70"/>
+          <w:sz w:val="22"/>
+          <w:szCs w:val="18"/>
+        </w:rPr>
+        <w:t xml:space="preserve">Step 2</w:t>
+      </w:r>
+      <w:r>
+        <w:rPr>
+          <w:rFonts w:ascii="Avenir Next" w:hAnsi="Avenir Next" w:cs="Avenir Next" w:eastAsia="Avenir Next"/>
+          <w:color w:val="1A1A1A"/>
           <w:sz w:val="18"/>
           <w:szCs w:val="18"/>
         </w:rPr>
-        <w:t xml:space="preserve">Step 2</w:t>
-      </w:r>
-      <w:r>
-        <w:rPr>
-          <w:rFonts w:ascii="Avenir Next" w:hAnsi="Avenir Next" w:cs="Avenir Next" w:eastAsia="Avenir Next"/>
-          <w:color w:val="1A1A1A"/>
-          <w:sz w:val="18"/>
-          <w:szCs w:val="18"/>
-        </w:rPr>
         <w:tab/>
       </w:r>
       <w:r>
         <w:rPr>
           <w:rFonts w:ascii="Avenir Next" w:hAnsi="Avenir Next" w:cs="Avenir Next" w:eastAsia="Avenir Next"/>
           <w:color w:val="1A1A1A"/>
-          <w:sz w:val="21"/>
+          <w:sz w:val="22"/>
           <w:szCs w:val="21"/>
         </w:rPr>
         <w:t xml:space="preserve">Taking money out is a loss, so the sign is </w:t>
@@ -1125,7 +1134,7 @@
         <w:rPr>
           <w:rFonts w:ascii="Avenir Next" w:hAnsi="Avenir Next" w:cs="Avenir Next" w:eastAsia="Avenir Next"/>
           <w:color w:val="1A1A1A"/>
-          <w:sz w:val="21"/>
+          <w:sz w:val="22"/>
           <w:szCs w:val="21"/>
         </w:rPr>
         <w:t xml:space="preserve">.</w:t>
@@ -1145,25 +1154,25 @@
           <w:rFonts w:ascii="Avenir Next" w:hAnsi="Avenir Next" w:cs="Avenir Next" w:eastAsia="Avenir Next"/>
           <w:b/>
           <w:color w:val="003A70"/>
+          <w:sz w:val="22"/>
+          <w:szCs w:val="18"/>
+        </w:rPr>
+        <w:t xml:space="preserve">Step 3</w:t>
+      </w:r>
+      <w:r>
+        <w:rPr>
+          <w:rFonts w:ascii="Avenir Next" w:hAnsi="Avenir Next" w:cs="Avenir Next" w:eastAsia="Avenir Next"/>
+          <w:color w:val="1A1A1A"/>
           <w:sz w:val="18"/>
           <w:szCs w:val="18"/>
         </w:rPr>
-        <w:t xml:space="preserve">Step 3</w:t>
-      </w:r>
-      <w:r>
-        <w:rPr>
-          <w:rFonts w:ascii="Avenir Next" w:hAnsi="Avenir Next" w:cs="Avenir Next" w:eastAsia="Avenir Next"/>
-          <w:color w:val="1A1A1A"/>
-          <w:sz w:val="18"/>
-          <w:szCs w:val="18"/>
-        </w:rPr>
         <w:tab/>
       </w:r>
       <w:r>
         <w:rPr>
           <w:rFonts w:ascii="Avenir Next" w:hAnsi="Avenir Next" w:cs="Avenir Next" w:eastAsia="Avenir Next"/>
           <w:color w:val="1A1A1A"/>
-          <w:sz w:val="21"/>
+          <w:sz w:val="22"/>
           <w:szCs w:val="21"/>
         </w:rPr>
         <w:t xml:space="preserve">The integer is </w:t>
@@ -1182,7 +1191,7 @@
         <w:rPr>
           <w:rFonts w:ascii="Avenir Next" w:hAnsi="Avenir Next" w:cs="Avenir Next" w:eastAsia="Avenir Next"/>
           <w:color w:val="1A1A1A"/>
-          <w:sz w:val="21"/>
+          <w:sz w:val="22"/>
           <w:szCs w:val="21"/>
         </w:rPr>
         <w:t xml:space="preserve">.</w:t>
@@ -1195,6 +1204,7 @@
     </w:p>
     <w:p>
       <w:pPr>
+        <w:pStyle w:val="Heading2"/>
         <w:keepNext/>
         <w:pBdr>
           <w:bottom w:val="single" w:sz="8" w:space="3" w:color="003A70"/>
@@ -1210,7 +1220,7 @@
           <w:b/>
           <w:color w:val="003A70"/>
           <w:spacing w:val="14"/>
-          <w:sz w:val="19"/>
+          <w:sz w:val="22"/>
           <w:szCs w:val="19"/>
         </w:rPr>
         <w:t xml:space="preserve">YOUR TURN</w:t>
@@ -1229,7 +1239,7 @@
           <w:rFonts w:ascii="Avenir Next" w:hAnsi="Avenir Next" w:cs="Avenir Next" w:eastAsia="Avenir Next"/>
           <w:i/>
           <w:color w:val="5A5F66"/>
-          <w:sz w:val="17"/>
+          <w:sz w:val="22"/>
           <w:szCs w:val="17"/>
         </w:rPr>
         <w:t xml:space="preserve">use the steps on your own</w:t>
@@ -1745,7 +1755,7 @@
       <w:pPr>
         <w:pageBreakBefore/>
         <w:keepNext/>
-        <w:spacing w:before="0" w:after="12" w:line="264" w:lineRule="auto"/>
+        <w:spacing w:before="0" w:after="10" w:line="240" w:lineRule="auto"/>
       </w:pPr>
       <w:r>
         <w:rPr>
@@ -1754,7 +1764,7 @@
           <w:caps/>
           <w:color w:val="003A70"/>
           <w:spacing w:val="12"/>
-          <w:sz w:val="19"/>
+          <w:sz w:val="22"/>
           <w:szCs w:val="19"/>
         </w:rPr>
         <w:t xml:space="preserve">Lesson 7-1  ·  Session 2  ·  Prerequisite Practice B  ·  Skill 2 of 2</w:t>
@@ -1762,8 +1772,9 @@
     </w:p>
     <w:p>
       <w:pPr>
+        <w:pStyle w:val="Heading1"/>
         <w:keepNext/>
-        <w:spacing w:before="0" w:after="10" w:line="240" w:lineRule="auto"/>
+        <w:spacing w:before="0" w:after="8" w:line="240" w:lineRule="auto"/>
       </w:pPr>
       <w:r>
         <w:rPr>
@@ -1781,13 +1792,13 @@
         <w:pBdr>
           <w:bottom w:val="single" w:sz="4" w:space="5" w:color="C9CDD2"/>
         </w:pBdr>
-        <w:spacing w:before="0" w:after="60" w:line="264" w:lineRule="auto"/>
+        <w:spacing w:before="0" w:after="51" w:line="240" w:lineRule="auto"/>
       </w:pPr>
       <w:r>
         <w:rPr>
           <w:rFonts w:ascii="Avenir Next" w:hAnsi="Avenir Next" w:cs="Avenir Next" w:eastAsia="Avenir Next"/>
           <w:color w:val="5A5F66"/>
-          <w:sz w:val="17"/>
+          <w:sz w:val="22"/>
           <w:szCs w:val="17"/>
         </w:rPr>
         <w:t xml:space="preserve">Builds on Lesson 7-1 Session 1 · 6.NS.C.5</w:t>
@@ -1830,7 +1841,8 @@
           </w:tcPr>
           <w:p>
             <w:pPr>
-              <w:spacing w:before="0" w:after="0" w:line="252" w:lineRule="auto"/>
+              <w:pStyle w:val="Heading2"/>
+              <w:spacing w:before="0" w:after="0" w:line="240" w:lineRule="auto"/>
             </w:pPr>
             <w:r>
               <w:rPr>
@@ -1853,13 +1865,13 @@
           </w:tcPr>
           <w:p>
             <w:pPr>
-              <w:spacing w:before="0" w:after="0" w:line="264" w:lineRule="auto"/>
+              <w:spacing w:before="0" w:after="0" w:line="240" w:lineRule="auto"/>
             </w:pPr>
             <w:r>
               <w:rPr>
                 <w:rFonts w:ascii="Avenir Next" w:hAnsi="Avenir Next" w:cs="Avenir Next" w:eastAsia="Avenir Next"/>
                 <w:color w:val="1A1A1A"/>
-                <w:sz w:val="20"/>
+                <w:sz w:val="22"/>
                 <w:szCs w:val="20"/>
               </w:rPr>
               <w:t xml:space="preserve">You will find values like −(−16) and the opposite of the opposite of −7.</w:t>
@@ -1879,7 +1891,8 @@
           </w:tcPr>
           <w:p>
             <w:pPr>
-              <w:spacing w:before="0" w:after="0" w:line="252" w:lineRule="auto"/>
+              <w:pStyle w:val="Heading2"/>
+              <w:spacing w:before="0" w:after="0" w:line="240" w:lineRule="auto"/>
             </w:pPr>
             <w:r>
               <w:rPr>
@@ -1902,13 +1915,13 @@
           </w:tcPr>
           <w:p>
             <w:pPr>
-              <w:spacing w:before="0" w:after="0" w:line="264" w:lineRule="auto"/>
+              <w:spacing w:before="0" w:after="0" w:line="240" w:lineRule="auto"/>
             </w:pPr>
             <w:r>
               <w:rPr>
                 <w:rFonts w:ascii="Avenir Next" w:hAnsi="Avenir Next" w:cs="Avenir Next" w:eastAsia="Avenir Next"/>
                 <w:color w:val="1A1A1A"/>
-                <w:sz w:val="20"/>
+                <w:sz w:val="22"/>
                 <w:szCs w:val="20"/>
               </w:rPr>
               <w:t xml:space="preserve">Find the opposite of an integer: the opposite of −5 is 5.  </w:t>
@@ -1918,7 +1931,7 @@
                 <w:rFonts w:ascii="Avenir Next" w:hAnsi="Avenir Next" w:cs="Avenir Next" w:eastAsia="Avenir Next"/>
                 <w:b/>
                 <w:color w:val="1A1A1A"/>
-                <w:sz w:val="20"/>
+                <w:sz w:val="22"/>
                 <w:szCs w:val="20"/>
               </w:rPr>
               <w:t xml:space="preserve">You will use it in Practice Form A, problems 2, 4, and 6.</w:t>
@@ -1929,6 +1942,7 @@
     </w:tbl>
     <w:p>
       <w:pPr>
+        <w:pStyle w:val="Heading2"/>
         <w:keepNext/>
         <w:pBdr>
           <w:bottom w:val="single" w:sz="8" w:space="3" w:color="003A70"/>
@@ -1936,7 +1950,7 @@
         <w:tabs>
           <w:tab w:val="right" w:pos="9504"/>
         </w:tabs>
-        <w:spacing w:before="50" w:after="36" w:line="240" w:lineRule="auto"/>
+        <w:spacing w:before="42" w:after="31" w:line="240" w:lineRule="auto"/>
       </w:pPr>
       <w:r>
         <w:rPr>
@@ -1944,7 +1958,7 @@
           <w:b/>
           <w:color w:val="003A70"/>
           <w:spacing w:val="14"/>
-          <w:sz w:val="19"/>
+          <w:sz w:val="22"/>
           <w:szCs w:val="19"/>
         </w:rPr>
         <w:t xml:space="preserve">STEPS TO FOLLOW</w:t>
@@ -1963,7 +1977,7 @@
           <w:rFonts w:ascii="Avenir Next" w:hAnsi="Avenir Next" w:cs="Avenir Next" w:eastAsia="Avenir Next"/>
           <w:i/>
           <w:color w:val="5A5F66"/>
-          <w:sz w:val="17"/>
+          <w:sz w:val="22"/>
           <w:szCs w:val="17"/>
         </w:rPr>
         <w:t xml:space="preserve">use these same steps on every problem</w:t>
@@ -2005,6 +2019,7 @@
           </w:tcPr>
           <w:p>
             <w:pPr>
+              <w:pStyle w:val="Heading1"/>
               <w:spacing w:before="0" w:after="0" w:line="240" w:lineRule="auto"/>
               <w:jc w:val="center"/>
             </w:pPr>
@@ -2027,13 +2042,13 @@
           </w:tcPr>
           <w:p>
             <w:pPr>
-              <w:spacing w:before="0" w:after="0" w:line="264" w:lineRule="auto"/>
+              <w:spacing w:before="0" w:after="0" w:line="240" w:lineRule="auto"/>
             </w:pPr>
             <w:r>
               <w:rPr>
                 <w:rFonts w:ascii="Avenir Next" w:hAnsi="Avenir Next" w:cs="Avenir Next" w:eastAsia="Avenir Next"/>
                 <w:color w:val="1A1A1A"/>
-                <w:sz w:val="21"/>
+                <w:sz w:val="22"/>
                 <w:szCs w:val="21"/>
               </w:rPr>
               <w:t xml:space="preserve">Find the number’s </w:t>
@@ -2043,7 +2058,7 @@
                 <w:rFonts w:ascii="Avenir Next" w:hAnsi="Avenir Next" w:cs="Avenir Next" w:eastAsia="Avenir Next"/>
                 <w:b/>
                 <w:color w:val="1A1A1A"/>
-                <w:sz w:val="21"/>
+                <w:sz w:val="22"/>
                 <w:szCs w:val="21"/>
               </w:rPr>
               <w:t xml:space="preserve">distance</w:t>
@@ -2052,7 +2067,7 @@
               <w:rPr>
                 <w:rFonts w:ascii="Avenir Next" w:hAnsi="Avenir Next" w:cs="Avenir Next" w:eastAsia="Avenir Next"/>
                 <w:color w:val="1A1A1A"/>
-                <w:sz w:val="21"/>
+                <w:sz w:val="22"/>
                 <w:szCs w:val="21"/>
               </w:rPr>
               <w:t xml:space="preserve"> from 0.</w:t>
@@ -2071,6 +2086,7 @@
           </w:tcPr>
           <w:p>
             <w:pPr>
+              <w:pStyle w:val="Heading1"/>
               <w:spacing w:before="0" w:after="0" w:line="240" w:lineRule="auto"/>
               <w:jc w:val="center"/>
             </w:pPr>
@@ -2093,14 +2109,14 @@
           </w:tcPr>
           <w:p>
             <w:pPr>
-              <w:spacing w:before="0" w:after="0" w:line="264" w:lineRule="auto"/>
+              <w:spacing w:before="0" w:after="0" w:line="240" w:lineRule="auto"/>
             </w:pPr>
             <w:r>
               <w:rPr>
                 <w:rFonts w:ascii="Avenir Next" w:hAnsi="Avenir Next" w:cs="Avenir Next" w:eastAsia="Avenir Next"/>
                 <w:b/>
                 <w:color w:val="1A1A1A"/>
-                <w:sz w:val="21"/>
+                <w:sz w:val="22"/>
                 <w:szCs w:val="21"/>
               </w:rPr>
               <w:t xml:space="preserve">Switch</w:t>
@@ -2109,7 +2125,7 @@
               <w:rPr>
                 <w:rFonts w:ascii="Avenir Next" w:hAnsi="Avenir Next" w:cs="Avenir Next" w:eastAsia="Avenir Next"/>
                 <w:color w:val="1A1A1A"/>
-                <w:sz w:val="21"/>
+                <w:sz w:val="22"/>
                 <w:szCs w:val="21"/>
               </w:rPr>
               <w:t xml:space="preserve"> sides of 0: left becomes right, right becomes left.</w:t>
@@ -2128,6 +2144,7 @@
           </w:tcPr>
           <w:p>
             <w:pPr>
+              <w:pStyle w:val="Heading1"/>
               <w:spacing w:before="0" w:after="0" w:line="240" w:lineRule="auto"/>
               <w:jc w:val="center"/>
             </w:pPr>
@@ -2150,13 +2167,13 @@
           </w:tcPr>
           <w:p>
             <w:pPr>
-              <w:spacing w:before="0" w:after="0" w:line="264" w:lineRule="auto"/>
+              <w:spacing w:before="0" w:after="0" w:line="240" w:lineRule="auto"/>
             </w:pPr>
             <w:r>
               <w:rPr>
                 <w:rFonts w:ascii="Avenir Next" w:hAnsi="Avenir Next" w:cs="Avenir Next" w:eastAsia="Avenir Next"/>
                 <w:color w:val="1A1A1A"/>
-                <w:sz w:val="21"/>
+                <w:sz w:val="22"/>
                 <w:szCs w:val="21"/>
               </w:rPr>
               <w:t xml:space="preserve">Write the number on the new side. −( ) means </w:t>
@@ -2166,7 +2183,7 @@
                 <w:rFonts w:ascii="Avenir Next" w:hAnsi="Avenir Next" w:cs="Avenir Next" w:eastAsia="Avenir Next"/>
                 <w:b/>
                 <w:color w:val="1A1A1A"/>
-                <w:sz w:val="21"/>
+                <w:sz w:val="22"/>
                 <w:szCs w:val="21"/>
               </w:rPr>
               <w:t xml:space="preserve">the opposite of</w:t>
@@ -2175,7 +2192,7 @@
               <w:rPr>
                 <w:rFonts w:ascii="Avenir Next" w:hAnsi="Avenir Next" w:cs="Avenir Next" w:eastAsia="Avenir Next"/>
                 <w:color w:val="1A1A1A"/>
-                <w:sz w:val="21"/>
+                <w:sz w:val="22"/>
                 <w:szCs w:val="21"/>
               </w:rPr>
               <w:t xml:space="preserve">.</w:t>
@@ -2186,6 +2203,7 @@
     </w:tbl>
     <w:p>
       <w:pPr>
+        <w:pStyle w:val="Heading2"/>
         <w:keepNext/>
         <w:pBdr>
           <w:bottom w:val="single" w:sz="8" w:space="3" w:color="003A70"/>
@@ -2193,7 +2211,7 @@
         <w:tabs>
           <w:tab w:val="right" w:pos="9504"/>
         </w:tabs>
-        <w:spacing w:before="50" w:after="36" w:line="240" w:lineRule="auto"/>
+        <w:spacing w:before="42" w:after="31" w:line="240" w:lineRule="auto"/>
       </w:pPr>
       <w:r>
         <w:rPr>
@@ -2201,7 +2219,7 @@
           <w:b/>
           <w:color w:val="003A70"/>
           <w:spacing w:val="14"/>
-          <w:sz w:val="19"/>
+          <w:sz w:val="22"/>
           <w:szCs w:val="19"/>
         </w:rPr>
         <w:t xml:space="preserve">WATCH ME</w:t>
@@ -2220,7 +2238,7 @@
           <w:rFonts w:ascii="Avenir Next" w:hAnsi="Avenir Next" w:cs="Avenir Next" w:eastAsia="Avenir Next"/>
           <w:i/>
           <w:color w:val="5A5F66"/>
-          <w:sz w:val="17"/>
+          <w:sz w:val="22"/>
           <w:szCs w:val="17"/>
         </w:rPr>
         <w:t xml:space="preserve">the steps in action</w:t>
@@ -2262,14 +2280,14 @@
           </w:tcPr>
           <w:p>
             <w:pPr>
-              <w:spacing w:before="0" w:after="40" w:line="264" w:lineRule="auto"/>
+              <w:spacing w:before="0" w:after="34" w:line="240" w:lineRule="auto"/>
             </w:pPr>
             <w:r>
               <w:rPr>
                 <w:rFonts w:ascii="Avenir Next" w:hAnsi="Avenir Next" w:cs="Avenir Next" w:eastAsia="Avenir Next"/>
                 <w:b/>
                 <w:color w:val="1A1A1A"/>
-                <w:sz w:val="21"/>
+                <w:sz w:val="22"/>
                 <w:szCs w:val="21"/>
               </w:rPr>
               <w:t xml:space="preserve">Find the opposite of −5.</w:t>
@@ -2280,7 +2298,7 @@
               <w:tabs>
                 <w:tab w:val="left" w:pos="950"/>
               </w:tabs>
-              <w:spacing w:before="0" w:after="24" w:line="256" w:lineRule="auto"/>
+              <w:spacing w:before="0" w:after="20" w:line="240" w:lineRule="auto"/>
               <w:ind w:left="950" w:hanging="950"/>
             </w:pPr>
             <w:r>
@@ -2288,25 +2306,25 @@
                 <w:rFonts w:ascii="Avenir Next" w:hAnsi="Avenir Next" w:cs="Avenir Next" w:eastAsia="Avenir Next"/>
                 <w:b/>
                 <w:color w:val="003A70"/>
+                <w:sz w:val="22"/>
+                <w:szCs w:val="19"/>
+              </w:rPr>
+              <w:t xml:space="preserve">Step 1</w:t>
+            </w:r>
+            <w:r>
+              <w:rPr>
+                <w:rFonts w:ascii="Avenir Next" w:hAnsi="Avenir Next" w:cs="Avenir Next" w:eastAsia="Avenir Next"/>
+                <w:color w:val="1A1A1A"/>
                 <w:sz w:val="19"/>
                 <w:szCs w:val="19"/>
               </w:rPr>
-              <w:t xml:space="preserve">Step 1</w:t>
-            </w:r>
-            <w:r>
-              <w:rPr>
-                <w:rFonts w:ascii="Avenir Next" w:hAnsi="Avenir Next" w:cs="Avenir Next" w:eastAsia="Avenir Next"/>
-                <w:color w:val="1A1A1A"/>
-                <w:sz w:val="19"/>
-                <w:szCs w:val="19"/>
-              </w:rPr>
               <w:tab/>
             </w:r>
             <w:r>
               <w:rPr>
                 <w:rFonts w:ascii="Avenir Next" w:hAnsi="Avenir Next" w:cs="Avenir Next" w:eastAsia="Avenir Next"/>
                 <w:color w:val="1A1A1A"/>
-                <w:sz w:val="21"/>
+                <w:sz w:val="22"/>
                 <w:szCs w:val="21"/>
               </w:rPr>
               <w:t xml:space="preserve">−5 is 5 units from 0.</w:t>
@@ -2317,7 +2335,7 @@
               <w:tabs>
                 <w:tab w:val="left" w:pos="950"/>
               </w:tabs>
-              <w:spacing w:before="0" w:after="24" w:line="256" w:lineRule="auto"/>
+              <w:spacing w:before="0" w:after="20" w:line="240" w:lineRule="auto"/>
               <w:ind w:left="950" w:hanging="950"/>
             </w:pPr>
             <w:r>
@@ -2325,25 +2343,25 @@
                 <w:rFonts w:ascii="Avenir Next" w:hAnsi="Avenir Next" w:cs="Avenir Next" w:eastAsia="Avenir Next"/>
                 <w:b/>
                 <w:color w:val="003A70"/>
+                <w:sz w:val="22"/>
+                <w:szCs w:val="19"/>
+              </w:rPr>
+              <w:t xml:space="preserve">Step 2</w:t>
+            </w:r>
+            <w:r>
+              <w:rPr>
+                <w:rFonts w:ascii="Avenir Next" w:hAnsi="Avenir Next" w:cs="Avenir Next" w:eastAsia="Avenir Next"/>
+                <w:color w:val="1A1A1A"/>
                 <w:sz w:val="19"/>
                 <w:szCs w:val="19"/>
               </w:rPr>
-              <w:t xml:space="preserve">Step 2</w:t>
-            </w:r>
-            <w:r>
-              <w:rPr>
-                <w:rFonts w:ascii="Avenir Next" w:hAnsi="Avenir Next" w:cs="Avenir Next" w:eastAsia="Avenir Next"/>
-                <w:color w:val="1A1A1A"/>
-                <w:sz w:val="19"/>
-                <w:szCs w:val="19"/>
-              </w:rPr>
               <w:tab/>
             </w:r>
             <w:r>
               <w:rPr>
                 <w:rFonts w:ascii="Avenir Next" w:hAnsi="Avenir Next" w:cs="Avenir Next" w:eastAsia="Avenir Next"/>
                 <w:color w:val="1A1A1A"/>
-                <w:sz w:val="21"/>
+                <w:sz w:val="22"/>
                 <w:szCs w:val="21"/>
               </w:rPr>
               <w:t xml:space="preserve">−5 is left of 0. Switch to the right.</w:t>
@@ -2354,7 +2372,7 @@
               <w:tabs>
                 <w:tab w:val="left" w:pos="950"/>
               </w:tabs>
-              <w:spacing w:before="0" w:after="24" w:line="256" w:lineRule="auto"/>
+              <w:spacing w:before="0" w:after="20" w:line="240" w:lineRule="auto"/>
               <w:ind w:left="950" w:hanging="950"/>
             </w:pPr>
             <w:r>
@@ -2362,25 +2380,25 @@
                 <w:rFonts w:ascii="Avenir Next" w:hAnsi="Avenir Next" w:cs="Avenir Next" w:eastAsia="Avenir Next"/>
                 <w:b/>
                 <w:color w:val="003A70"/>
+                <w:sz w:val="22"/>
+                <w:szCs w:val="19"/>
+              </w:rPr>
+              <w:t xml:space="preserve">Step 3</w:t>
+            </w:r>
+            <w:r>
+              <w:rPr>
+                <w:rFonts w:ascii="Avenir Next" w:hAnsi="Avenir Next" w:cs="Avenir Next" w:eastAsia="Avenir Next"/>
+                <w:color w:val="1A1A1A"/>
                 <w:sz w:val="19"/>
                 <w:szCs w:val="19"/>
               </w:rPr>
-              <w:t xml:space="preserve">Step 3</w:t>
-            </w:r>
-            <w:r>
-              <w:rPr>
-                <w:rFonts w:ascii="Avenir Next" w:hAnsi="Avenir Next" w:cs="Avenir Next" w:eastAsia="Avenir Next"/>
-                <w:color w:val="1A1A1A"/>
-                <w:sz w:val="19"/>
-                <w:szCs w:val="19"/>
-              </w:rPr>
               <w:tab/>
             </w:r>
             <w:r>
               <w:rPr>
                 <w:rFonts w:ascii="Avenir Next" w:hAnsi="Avenir Next" w:cs="Avenir Next" w:eastAsia="Avenir Next"/>
                 <w:color w:val="1A1A1A"/>
-                <w:sz w:val="21"/>
+                <w:sz w:val="22"/>
                 <w:szCs w:val="21"/>
               </w:rPr>
               <w:t xml:space="preserve">The opposite is 5.</w:t>
@@ -2391,7 +2409,7 @@
               <w:tabs>
                 <w:tab w:val="left" w:pos="950"/>
               </w:tabs>
-              <w:spacing w:before="20" w:after="0" w:line="256" w:lineRule="auto"/>
+              <w:spacing w:before="17" w:after="0" w:line="240" w:lineRule="auto"/>
               <w:ind w:left="950" w:hanging="950"/>
             </w:pPr>
             <w:r>
@@ -2399,18 +2417,18 @@
                 <w:rFonts w:ascii="Avenir Next" w:hAnsi="Avenir Next" w:cs="Avenir Next" w:eastAsia="Avenir Next"/>
                 <w:b/>
                 <w:color w:val="1A1A1A"/>
+                <w:sz w:val="22"/>
+                <w:szCs w:val="21"/>
+              </w:rPr>
+              <w:t xml:space="preserve">Answer</w:t>
+            </w:r>
+            <w:r>
+              <w:rPr>
+                <w:rFonts w:ascii="Avenir Next" w:hAnsi="Avenir Next" w:cs="Avenir Next" w:eastAsia="Avenir Next"/>
+                <w:color w:val="1A1A1A"/>
                 <w:sz w:val="21"/>
                 <w:szCs w:val="21"/>
               </w:rPr>
-              <w:t xml:space="preserve">Answer</w:t>
-            </w:r>
-            <w:r>
-              <w:rPr>
-                <w:rFonts w:ascii="Avenir Next" w:hAnsi="Avenir Next" w:cs="Avenir Next" w:eastAsia="Avenir Next"/>
-                <w:color w:val="1A1A1A"/>
-                <w:sz w:val="21"/>
-                <w:szCs w:val="21"/>
-              </w:rPr>
               <w:tab/>
             </w:r>
             <w:r>
@@ -2418,7 +2436,7 @@
                 <w:rFonts w:ascii="Avenir Next" w:hAnsi="Avenir Next" w:cs="Avenir Next" w:eastAsia="Avenir Next"/>
                 <w:b/>
                 <w:color w:val="1A1A1A"/>
-                <w:sz w:val="21"/>
+                <w:sz w:val="22"/>
                 <w:szCs w:val="21"/>
               </w:rPr>
               <w:t xml:space="preserve">5</w:t>
@@ -2432,14 +2450,14 @@
           </w:tcPr>
           <w:p>
             <w:pPr>
-              <w:spacing w:before="0" w:after="0" w:line="264" w:lineRule="auto"/>
+              <w:spacing w:before="0" w:after="0" w:line="240" w:lineRule="auto"/>
               <w:jc w:val="right"/>
             </w:pPr>
             <w:r>
               <w:drawing>
                 <wp:inline distT="0" distB="0" distL="0" distR="0">
                   <wp:extent cx="2743200" cy="731520"/>
-                  <wp:docPr id="1" name="Figure 1"/>
+                  <wp:docPr id="1" name="Figure 1" descr="Number line from -6 to 6, ticks every 1. Points: x: -5; label: −5, x: 5; label: 5."/>
                   <a:graphic xmlns:a="http://schemas.openxmlformats.org/drawingml/2006/main">
                     <a:graphicData uri="http://schemas.openxmlformats.org/drawingml/2006/picture">
                       <pic:pic xmlns:pic="http://schemas.openxmlformats.org/drawingml/2006/picture">
@@ -2479,6 +2497,7 @@
     </w:p>
     <w:p>
       <w:pPr>
+        <w:pStyle w:val="Heading2"/>
         <w:keepNext/>
         <w:pBdr>
           <w:bottom w:val="single" w:sz="8" w:space="3" w:color="003A70"/>
@@ -2486,7 +2505,7 @@
         <w:tabs>
           <w:tab w:val="right" w:pos="9504"/>
         </w:tabs>
-        <w:spacing w:before="50" w:after="36" w:line="240" w:lineRule="auto"/>
+        <w:spacing w:before="42" w:after="31" w:line="240" w:lineRule="auto"/>
       </w:pPr>
       <w:r>
         <w:rPr>
@@ -2494,7 +2513,7 @@
           <w:b/>
           <w:color w:val="003A70"/>
           <w:spacing w:val="14"/>
-          <w:sz w:val="19"/>
+          <w:sz w:val="22"/>
           <w:szCs w:val="19"/>
         </w:rPr>
         <w:t xml:space="preserve">TRY IT WITH HELP</w:t>
@@ -2513,7 +2532,7 @@
           <w:rFonts w:ascii="Avenir Next" w:hAnsi="Avenir Next" w:cs="Avenir Next" w:eastAsia="Avenir Next"/>
           <w:i/>
           <w:color w:val="5A5F66"/>
-          <w:sz w:val="17"/>
+          <w:sz w:val="22"/>
           <w:szCs w:val="17"/>
         </w:rPr>
         <w:t xml:space="preserve">fill in each step</w:t>
@@ -2525,7 +2544,7 @@
         <w:tabs>
           <w:tab w:val="left" w:pos="432"/>
         </w:tabs>
-        <w:spacing w:before="90" w:after="40" w:line="268" w:lineRule="auto"/>
+        <w:spacing w:before="76" w:after="34" w:line="240" w:lineRule="auto"/>
         <w:ind w:left="432" w:hanging="432"/>
       </w:pPr>
       <w:r>
@@ -2563,7 +2582,7 @@
         <w:tabs>
           <w:tab w:val="left" w:pos="1300"/>
         </w:tabs>
-        <w:spacing w:before="0" w:after="24" w:line="272" w:lineRule="auto"/>
+        <w:spacing w:before="0" w:after="20" w:line="240" w:lineRule="auto"/>
         <w:ind w:left="1300" w:hanging="868"/>
       </w:pPr>
       <w:r>
@@ -2571,25 +2590,25 @@
           <w:rFonts w:ascii="Avenir Next" w:hAnsi="Avenir Next" w:cs="Avenir Next" w:eastAsia="Avenir Next"/>
           <w:b/>
           <w:color w:val="003A70"/>
+          <w:sz w:val="22"/>
+          <w:szCs w:val="18"/>
+        </w:rPr>
+        <w:t xml:space="preserve">Step 1</w:t>
+      </w:r>
+      <w:r>
+        <w:rPr>
+          <w:rFonts w:ascii="Avenir Next" w:hAnsi="Avenir Next" w:cs="Avenir Next" w:eastAsia="Avenir Next"/>
+          <w:color w:val="1A1A1A"/>
           <w:sz w:val="18"/>
           <w:szCs w:val="18"/>
         </w:rPr>
-        <w:t xml:space="preserve">Step 1</w:t>
-      </w:r>
-      <w:r>
-        <w:rPr>
-          <w:rFonts w:ascii="Avenir Next" w:hAnsi="Avenir Next" w:cs="Avenir Next" w:eastAsia="Avenir Next"/>
-          <w:color w:val="1A1A1A"/>
-          <w:sz w:val="18"/>
-          <w:szCs w:val="18"/>
-        </w:rPr>
         <w:tab/>
       </w:r>
       <w:r>
         <w:rPr>
           <w:rFonts w:ascii="Avenir Next" w:hAnsi="Avenir Next" w:cs="Avenir Next" w:eastAsia="Avenir Next"/>
           <w:color w:val="1A1A1A"/>
-          <w:sz w:val="21"/>
+          <w:sz w:val="22"/>
           <w:szCs w:val="21"/>
         </w:rPr>
         <w:t xml:space="preserve">7 is </w:t>
@@ -2608,7 +2627,7 @@
         <w:rPr>
           <w:rFonts w:ascii="Avenir Next" w:hAnsi="Avenir Next" w:cs="Avenir Next" w:eastAsia="Avenir Next"/>
           <w:color w:val="1A1A1A"/>
-          <w:sz w:val="21"/>
+          <w:sz w:val="22"/>
           <w:szCs w:val="21"/>
         </w:rPr>
         <w:t xml:space="preserve"> units from 0.</w:t>
@@ -2620,7 +2639,7 @@
         <w:tabs>
           <w:tab w:val="left" w:pos="1300"/>
         </w:tabs>
-        <w:spacing w:before="0" w:after="24" w:line="272" w:lineRule="auto"/>
+        <w:spacing w:before="0" w:after="20" w:line="240" w:lineRule="auto"/>
         <w:ind w:left="1300" w:hanging="868"/>
       </w:pPr>
       <w:r>
@@ -2628,25 +2647,25 @@
           <w:rFonts w:ascii="Avenir Next" w:hAnsi="Avenir Next" w:cs="Avenir Next" w:eastAsia="Avenir Next"/>
           <w:b/>
           <w:color w:val="003A70"/>
+          <w:sz w:val="22"/>
+          <w:szCs w:val="18"/>
+        </w:rPr>
+        <w:t xml:space="preserve">Step 2</w:t>
+      </w:r>
+      <w:r>
+        <w:rPr>
+          <w:rFonts w:ascii="Avenir Next" w:hAnsi="Avenir Next" w:cs="Avenir Next" w:eastAsia="Avenir Next"/>
+          <w:color w:val="1A1A1A"/>
           <w:sz w:val="18"/>
           <w:szCs w:val="18"/>
         </w:rPr>
-        <w:t xml:space="preserve">Step 2</w:t>
-      </w:r>
-      <w:r>
-        <w:rPr>
-          <w:rFonts w:ascii="Avenir Next" w:hAnsi="Avenir Next" w:cs="Avenir Next" w:eastAsia="Avenir Next"/>
-          <w:color w:val="1A1A1A"/>
-          <w:sz w:val="18"/>
-          <w:szCs w:val="18"/>
-        </w:rPr>
         <w:tab/>
       </w:r>
       <w:r>
         <w:rPr>
           <w:rFonts w:ascii="Avenir Next" w:hAnsi="Avenir Next" w:cs="Avenir Next" w:eastAsia="Avenir Next"/>
           <w:color w:val="1A1A1A"/>
-          <w:sz w:val="21"/>
+          <w:sz w:val="22"/>
           <w:szCs w:val="21"/>
         </w:rPr>
         <w:t xml:space="preserve">7 is right of 0. Switch to the </w:t>
@@ -2665,7 +2684,7 @@
         <w:rPr>
           <w:rFonts w:ascii="Avenir Next" w:hAnsi="Avenir Next" w:cs="Avenir Next" w:eastAsia="Avenir Next"/>
           <w:color w:val="1A1A1A"/>
-          <w:sz w:val="21"/>
+          <w:sz w:val="22"/>
           <w:szCs w:val="21"/>
         </w:rPr>
         <w:t xml:space="preserve">.</w:t>
@@ -2677,7 +2696,7 @@
         <w:tabs>
           <w:tab w:val="left" w:pos="1300"/>
         </w:tabs>
-        <w:spacing w:before="0" w:after="24" w:line="272" w:lineRule="auto"/>
+        <w:spacing w:before="0" w:after="20" w:line="240" w:lineRule="auto"/>
         <w:ind w:left="1300" w:hanging="868"/>
       </w:pPr>
       <w:r>
@@ -2685,25 +2704,25 @@
           <w:rFonts w:ascii="Avenir Next" w:hAnsi="Avenir Next" w:cs="Avenir Next" w:eastAsia="Avenir Next"/>
           <w:b/>
           <w:color w:val="003A70"/>
+          <w:sz w:val="22"/>
+          <w:szCs w:val="18"/>
+        </w:rPr>
+        <w:t xml:space="preserve">Step 3</w:t>
+      </w:r>
+      <w:r>
+        <w:rPr>
+          <w:rFonts w:ascii="Avenir Next" w:hAnsi="Avenir Next" w:cs="Avenir Next" w:eastAsia="Avenir Next"/>
+          <w:color w:val="1A1A1A"/>
           <w:sz w:val="18"/>
           <w:szCs w:val="18"/>
         </w:rPr>
-        <w:t xml:space="preserve">Step 3</w:t>
-      </w:r>
-      <w:r>
-        <w:rPr>
-          <w:rFonts w:ascii="Avenir Next" w:hAnsi="Avenir Next" w:cs="Avenir Next" w:eastAsia="Avenir Next"/>
-          <w:color w:val="1A1A1A"/>
-          <w:sz w:val="18"/>
-          <w:szCs w:val="18"/>
-        </w:rPr>
         <w:tab/>
       </w:r>
       <w:r>
         <w:rPr>
           <w:rFonts w:ascii="Avenir Next" w:hAnsi="Avenir Next" w:cs="Avenir Next" w:eastAsia="Avenir Next"/>
           <w:color w:val="1A1A1A"/>
-          <w:sz w:val="21"/>
+          <w:sz w:val="22"/>
           <w:szCs w:val="21"/>
         </w:rPr>
         <w:t xml:space="preserve">The opposite is </w:t>
@@ -2722,7 +2741,7 @@
         <w:rPr>
           <w:rFonts w:ascii="Avenir Next" w:hAnsi="Avenir Next" w:cs="Avenir Next" w:eastAsia="Avenir Next"/>
           <w:color w:val="1A1A1A"/>
-          <w:sz w:val="21"/>
+          <w:sz w:val="22"/>
           <w:szCs w:val="21"/>
         </w:rPr>
         <w:t xml:space="preserve">.</w:t>
@@ -2739,7 +2758,7 @@
         <w:tabs>
           <w:tab w:val="left" w:pos="432"/>
         </w:tabs>
-        <w:spacing w:before="90" w:after="40" w:line="268" w:lineRule="auto"/>
+        <w:spacing w:before="76" w:after="34" w:line="240" w:lineRule="auto"/>
         <w:ind w:left="432" w:hanging="432"/>
       </w:pPr>
       <w:r>
@@ -2777,7 +2796,7 @@
         <w:tabs>
           <w:tab w:val="left" w:pos="1300"/>
         </w:tabs>
-        <w:spacing w:before="0" w:after="24" w:line="272" w:lineRule="auto"/>
+        <w:spacing w:before="0" w:after="20" w:line="240" w:lineRule="auto"/>
         <w:ind w:left="1300" w:hanging="868"/>
       </w:pPr>
       <w:r>
@@ -2785,25 +2804,25 @@
           <w:rFonts w:ascii="Avenir Next" w:hAnsi="Avenir Next" w:cs="Avenir Next" w:eastAsia="Avenir Next"/>
           <w:b/>
           <w:color w:val="003A70"/>
+          <w:sz w:val="22"/>
+          <w:szCs w:val="18"/>
+        </w:rPr>
+        <w:t xml:space="preserve">Step 1</w:t>
+      </w:r>
+      <w:r>
+        <w:rPr>
+          <w:rFonts w:ascii="Avenir Next" w:hAnsi="Avenir Next" w:cs="Avenir Next" w:eastAsia="Avenir Next"/>
+          <w:color w:val="1A1A1A"/>
           <w:sz w:val="18"/>
           <w:szCs w:val="18"/>
         </w:rPr>
-        <w:t xml:space="preserve">Step 1</w:t>
-      </w:r>
-      <w:r>
-        <w:rPr>
-          <w:rFonts w:ascii="Avenir Next" w:hAnsi="Avenir Next" w:cs="Avenir Next" w:eastAsia="Avenir Next"/>
-          <w:color w:val="1A1A1A"/>
-          <w:sz w:val="18"/>
-          <w:szCs w:val="18"/>
-        </w:rPr>
         <w:tab/>
       </w:r>
       <w:r>
         <w:rPr>
           <w:rFonts w:ascii="Avenir Next" w:hAnsi="Avenir Next" w:cs="Avenir Next" w:eastAsia="Avenir Next"/>
           <w:color w:val="1A1A1A"/>
-          <w:sz w:val="21"/>
+          <w:sz w:val="22"/>
           <w:szCs w:val="21"/>
         </w:rPr>
         <w:t xml:space="preserve">−12 is </w:t>
@@ -2822,7 +2841,7 @@
         <w:rPr>
           <w:rFonts w:ascii="Avenir Next" w:hAnsi="Avenir Next" w:cs="Avenir Next" w:eastAsia="Avenir Next"/>
           <w:color w:val="1A1A1A"/>
-          <w:sz w:val="21"/>
+          <w:sz w:val="22"/>
           <w:szCs w:val="21"/>
         </w:rPr>
         <w:t xml:space="preserve"> units from 0.</w:t>
@@ -2834,7 +2853,7 @@
         <w:tabs>
           <w:tab w:val="left" w:pos="1300"/>
         </w:tabs>
-        <w:spacing w:before="0" w:after="24" w:line="272" w:lineRule="auto"/>
+        <w:spacing w:before="0" w:after="20" w:line="240" w:lineRule="auto"/>
         <w:ind w:left="1300" w:hanging="868"/>
       </w:pPr>
       <w:r>
@@ -2842,25 +2861,25 @@
           <w:rFonts w:ascii="Avenir Next" w:hAnsi="Avenir Next" w:cs="Avenir Next" w:eastAsia="Avenir Next"/>
           <w:b/>
           <w:color w:val="003A70"/>
+          <w:sz w:val="22"/>
+          <w:szCs w:val="18"/>
+        </w:rPr>
+        <w:t xml:space="preserve">Step 2</w:t>
+      </w:r>
+      <w:r>
+        <w:rPr>
+          <w:rFonts w:ascii="Avenir Next" w:hAnsi="Avenir Next" w:cs="Avenir Next" w:eastAsia="Avenir Next"/>
+          <w:color w:val="1A1A1A"/>
           <w:sz w:val="18"/>
           <w:szCs w:val="18"/>
         </w:rPr>
-        <w:t xml:space="preserve">Step 2</w:t>
-      </w:r>
-      <w:r>
-        <w:rPr>
-          <w:rFonts w:ascii="Avenir Next" w:hAnsi="Avenir Next" w:cs="Avenir Next" w:eastAsia="Avenir Next"/>
-          <w:color w:val="1A1A1A"/>
-          <w:sz w:val="18"/>
-          <w:szCs w:val="18"/>
-        </w:rPr>
         <w:tab/>
       </w:r>
       <w:r>
         <w:rPr>
           <w:rFonts w:ascii="Avenir Next" w:hAnsi="Avenir Next" w:cs="Avenir Next" w:eastAsia="Avenir Next"/>
           <w:color w:val="1A1A1A"/>
-          <w:sz w:val="21"/>
+          <w:sz w:val="22"/>
           <w:szCs w:val="21"/>
         </w:rPr>
         <w:t xml:space="preserve">−12 is left of 0. Switch to the </w:t>
@@ -2879,7 +2898,7 @@
         <w:rPr>
           <w:rFonts w:ascii="Avenir Next" w:hAnsi="Avenir Next" w:cs="Avenir Next" w:eastAsia="Avenir Next"/>
           <w:color w:val="1A1A1A"/>
-          <w:sz w:val="21"/>
+          <w:sz w:val="22"/>
           <w:szCs w:val="21"/>
         </w:rPr>
         <w:t xml:space="preserve">.</w:t>
@@ -2891,7 +2910,7 @@
         <w:tabs>
           <w:tab w:val="left" w:pos="1300"/>
         </w:tabs>
-        <w:spacing w:before="0" w:after="24" w:line="272" w:lineRule="auto"/>
+        <w:spacing w:before="0" w:after="20" w:line="240" w:lineRule="auto"/>
         <w:ind w:left="1300" w:hanging="868"/>
       </w:pPr>
       <w:r>
@@ -2899,25 +2918,25 @@
           <w:rFonts w:ascii="Avenir Next" w:hAnsi="Avenir Next" w:cs="Avenir Next" w:eastAsia="Avenir Next"/>
           <w:b/>
           <w:color w:val="003A70"/>
+          <w:sz w:val="22"/>
+          <w:szCs w:val="18"/>
+        </w:rPr>
+        <w:t xml:space="preserve">Step 3</w:t>
+      </w:r>
+      <w:r>
+        <w:rPr>
+          <w:rFonts w:ascii="Avenir Next" w:hAnsi="Avenir Next" w:cs="Avenir Next" w:eastAsia="Avenir Next"/>
+          <w:color w:val="1A1A1A"/>
           <w:sz w:val="18"/>
           <w:szCs w:val="18"/>
         </w:rPr>
-        <w:t xml:space="preserve">Step 3</w:t>
-      </w:r>
-      <w:r>
-        <w:rPr>
-          <w:rFonts w:ascii="Avenir Next" w:hAnsi="Avenir Next" w:cs="Avenir Next" w:eastAsia="Avenir Next"/>
-          <w:color w:val="1A1A1A"/>
-          <w:sz w:val="18"/>
-          <w:szCs w:val="18"/>
-        </w:rPr>
         <w:tab/>
       </w:r>
       <w:r>
         <w:rPr>
           <w:rFonts w:ascii="Avenir Next" w:hAnsi="Avenir Next" w:cs="Avenir Next" w:eastAsia="Avenir Next"/>
           <w:color w:val="1A1A1A"/>
-          <w:sz w:val="21"/>
+          <w:sz w:val="22"/>
           <w:szCs w:val="21"/>
         </w:rPr>
         <w:t xml:space="preserve">−(−12) = </w:t>
@@ -2940,6 +2959,7 @@
     </w:p>
     <w:p>
       <w:pPr>
+        <w:pStyle w:val="Heading2"/>
         <w:keepNext/>
         <w:pBdr>
           <w:bottom w:val="single" w:sz="8" w:space="3" w:color="003A70"/>
@@ -2947,7 +2967,7 @@
         <w:tabs>
           <w:tab w:val="right" w:pos="9504"/>
         </w:tabs>
-        <w:spacing w:before="50" w:after="36" w:line="240" w:lineRule="auto"/>
+        <w:spacing w:before="42" w:after="31" w:line="240" w:lineRule="auto"/>
       </w:pPr>
       <w:r>
         <w:rPr>
@@ -2955,7 +2975,7 @@
           <w:b/>
           <w:color w:val="003A70"/>
           <w:spacing w:val="14"/>
-          <w:sz w:val="19"/>
+          <w:sz w:val="22"/>
           <w:szCs w:val="19"/>
         </w:rPr>
         <w:t xml:space="preserve">YOUR TURN</w:t>
@@ -2974,7 +2994,7 @@
           <w:rFonts w:ascii="Avenir Next" w:hAnsi="Avenir Next" w:cs="Avenir Next" w:eastAsia="Avenir Next"/>
           <w:i/>
           <w:color w:val="5A5F66"/>
-          <w:sz w:val="17"/>
+          <w:sz w:val="22"/>
           <w:szCs w:val="17"/>
         </w:rPr>
         <w:t xml:space="preserve">use the steps on your own</w:t>
@@ -3024,7 +3044,7 @@
               <w:tabs>
                 <w:tab w:val="left" w:pos="432"/>
               </w:tabs>
-              <w:spacing w:before="90" w:after="40" w:line="268" w:lineRule="auto"/>
+              <w:spacing w:before="76" w:after="34" w:line="240" w:lineRule="auto"/>
               <w:ind w:left="432" w:hanging="432"/>
             </w:pPr>
             <w:r>
@@ -3098,7 +3118,7 @@
                     <w:tabs>
                       <w:tab w:val="left" w:pos="340"/>
                     </w:tabs>
-                    <w:spacing w:before="0" w:after="0" w:line="276" w:lineRule="auto"/>
+                    <w:spacing w:before="0" w:after="0" w:line="240" w:lineRule="auto"/>
                     <w:ind w:left="340" w:hanging="340"/>
                   </w:pPr>
                   <w:r>
@@ -3146,7 +3166,7 @@
                       <w:szCs w:val="22"/>
                       <w:u w:val="single"/>
                     </w:rPr>
-                    <w:t xml:space="preserve">        </w:t>
+                    <w:t xml:space="preserve">            </w:t>
                   </w:r>
                 </w:p>
               </w:tc>
@@ -3160,7 +3180,7 @@
                     <w:tabs>
                       <w:tab w:val="left" w:pos="340"/>
                     </w:tabs>
-                    <w:spacing w:before="0" w:after="0" w:line="276" w:lineRule="auto"/>
+                    <w:spacing w:before="0" w:after="0" w:line="240" w:lineRule="auto"/>
                     <w:ind w:left="340" w:hanging="340"/>
                   </w:pPr>
                   <w:r>
@@ -3208,7 +3228,7 @@
                       <w:szCs w:val="22"/>
                       <w:u w:val="single"/>
                     </w:rPr>
-                    <w:t xml:space="preserve">        </w:t>
+                    <w:t xml:space="preserve">            </w:t>
                   </w:r>
                 </w:p>
               </w:tc>
@@ -3222,7 +3242,7 @@
                     <w:tabs>
                       <w:tab w:val="left" w:pos="340"/>
                     </w:tabs>
-                    <w:spacing w:before="0" w:after="0" w:line="276" w:lineRule="auto"/>
+                    <w:spacing w:before="0" w:after="0" w:line="240" w:lineRule="auto"/>
                     <w:ind w:left="340" w:hanging="340"/>
                   </w:pPr>
                   <w:r>
@@ -3270,7 +3290,7 @@
                       <w:szCs w:val="22"/>
                       <w:u w:val="single"/>
                     </w:rPr>
-                    <w:t xml:space="preserve">        </w:t>
+                    <w:t xml:space="preserve">            </w:t>
                   </w:r>
                 </w:p>
               </w:tc>
@@ -3290,7 +3310,7 @@
                     <w:tabs>
                       <w:tab w:val="left" w:pos="340"/>
                     </w:tabs>
-                    <w:spacing w:before="0" w:after="0" w:line="276" w:lineRule="auto"/>
+                    <w:spacing w:before="0" w:after="0" w:line="240" w:lineRule="auto"/>
                     <w:ind w:left="340" w:hanging="340"/>
                   </w:pPr>
                   <w:r>
@@ -3338,7 +3358,7 @@
                       <w:szCs w:val="22"/>
                       <w:u w:val="single"/>
                     </w:rPr>
-                    <w:t xml:space="preserve">        </w:t>
+                    <w:t xml:space="preserve">            </w:t>
                   </w:r>
                 </w:p>
               </w:tc>
@@ -3352,7 +3372,7 @@
                     <w:tabs>
                       <w:tab w:val="left" w:pos="340"/>
                     </w:tabs>
-                    <w:spacing w:before="0" w:after="0" w:line="276" w:lineRule="auto"/>
+                    <w:spacing w:before="0" w:after="0" w:line="240" w:lineRule="auto"/>
                     <w:ind w:left="340" w:hanging="340"/>
                   </w:pPr>
                   <w:r>
@@ -3400,7 +3420,7 @@
                       <w:szCs w:val="22"/>
                       <w:u w:val="single"/>
                     </w:rPr>
-                    <w:t xml:space="preserve">        </w:t>
+                    <w:t xml:space="preserve">            </w:t>
                   </w:r>
                 </w:p>
               </w:tc>
@@ -3414,7 +3434,7 @@
                     <w:tabs>
                       <w:tab w:val="left" w:pos="340"/>
                     </w:tabs>
-                    <w:spacing w:before="0" w:after="0" w:line="276" w:lineRule="auto"/>
+                    <w:spacing w:before="0" w:after="0" w:line="240" w:lineRule="auto"/>
                     <w:ind w:left="340" w:hanging="340"/>
                   </w:pPr>
                   <w:r>
@@ -3462,7 +3482,7 @@
                       <w:szCs w:val="22"/>
                       <w:u w:val="single"/>
                     </w:rPr>
-                    <w:t xml:space="preserve">        </w:t>
+                    <w:t xml:space="preserve">            </w:t>
                   </w:r>
                 </w:p>
               </w:tc>
@@ -3483,6 +3503,7 @@
     </w:p>
     <w:p>
       <w:pPr>
+        <w:pStyle w:val="Heading2"/>
         <w:keepNext/>
         <w:pBdr>
           <w:bottom w:val="single" w:sz="8" w:space="3" w:color="003A70"/>
@@ -3490,7 +3511,7 @@
         <w:tabs>
           <w:tab w:val="right" w:pos="9504"/>
         </w:tabs>
-        <w:spacing w:before="50" w:after="36" w:line="240" w:lineRule="auto"/>
+        <w:spacing w:before="42" w:after="31" w:line="240" w:lineRule="auto"/>
       </w:pPr>
       <w:r>
         <w:rPr>
@@ -3498,7 +3519,7 @@
           <w:b/>
           <w:color w:val="003A70"/>
           <w:spacing w:val="14"/>
-          <w:sz w:val="19"/>
+          <w:sz w:val="22"/>
           <w:szCs w:val="19"/>
         </w:rPr>
         <w:t xml:space="preserve">READY CHECK</w:t>
@@ -3517,7 +3538,7 @@
           <w:rFonts w:ascii="Avenir Next" w:hAnsi="Avenir Next" w:cs="Avenir Next" w:eastAsia="Avenir Next"/>
           <w:i/>
           <w:color w:val="5A5F66"/>
-          <w:sz w:val="17"/>
+          <w:sz w:val="22"/>
           <w:szCs w:val="17"/>
         </w:rPr>
         <w:t xml:space="preserve">a problem like the one in today’s lesson</w:t>
@@ -3567,7 +3588,7 @@
               <w:tabs>
                 <w:tab w:val="left" w:pos="432"/>
               </w:tabs>
-              <w:spacing w:before="90" w:after="40" w:line="268" w:lineRule="auto"/>
+              <w:spacing w:before="76" w:after="34" w:line="240" w:lineRule="auto"/>
               <w:ind w:left="432" w:hanging="432"/>
             </w:pPr>
             <w:r>
@@ -3641,7 +3662,7 @@
                     <w:tabs>
                       <w:tab w:val="left" w:pos="340"/>
                     </w:tabs>
-                    <w:spacing w:before="0" w:after="0" w:line="264" w:lineRule="auto"/>
+                    <w:spacing w:before="0" w:after="0" w:line="240" w:lineRule="auto"/>
                     <w:ind w:left="340" w:hanging="340"/>
                   </w:pPr>
                   <w:r>
@@ -3649,25 +3670,25 @@
                       <w:rFonts w:ascii="Avenir Next" w:hAnsi="Avenir Next" w:cs="Avenir Next" w:eastAsia="Avenir Next"/>
                       <w:b/>
                       <w:color w:val="003A70"/>
+                      <w:sz w:val="22"/>
+                      <w:szCs w:val="21"/>
+                    </w:rPr>
+                    <w:t xml:space="preserve">A</w:t>
+                  </w:r>
+                  <w:r>
+                    <w:rPr>
+                      <w:rFonts w:ascii="Avenir Next" w:hAnsi="Avenir Next" w:cs="Avenir Next" w:eastAsia="Avenir Next"/>
+                      <w:color w:val="1A1A1A"/>
                       <w:sz w:val="21"/>
                       <w:szCs w:val="21"/>
                     </w:rPr>
-                    <w:t xml:space="preserve">A</w:t>
-                  </w:r>
-                  <w:r>
-                    <w:rPr>
-                      <w:rFonts w:ascii="Avenir Next" w:hAnsi="Avenir Next" w:cs="Avenir Next" w:eastAsia="Avenir Next"/>
-                      <w:color w:val="1A1A1A"/>
-                      <w:sz w:val="21"/>
-                      <w:szCs w:val="21"/>
-                    </w:rPr>
                     <w:tab/>
                   </w:r>
                   <w:r>
                     <w:rPr>
                       <w:rFonts w:ascii="Avenir Next" w:hAnsi="Avenir Next" w:cs="Avenir Next" w:eastAsia="Avenir Next"/>
                       <w:color w:val="1A1A1A"/>
-                      <w:sz w:val="21"/>
+                      <w:sz w:val="22"/>
                       <w:szCs w:val="21"/>
                     </w:rPr>
                     <w:t xml:space="preserve">−24 degrees</w:t>
@@ -3684,7 +3705,7 @@
                     <w:tabs>
                       <w:tab w:val="left" w:pos="340"/>
                     </w:tabs>
-                    <w:spacing w:before="0" w:after="0" w:line="264" w:lineRule="auto"/>
+                    <w:spacing w:before="0" w:after="0" w:line="240" w:lineRule="auto"/>
                     <w:ind w:left="340" w:hanging="340"/>
                   </w:pPr>
                   <w:r>
@@ -3692,25 +3713,25 @@
                       <w:rFonts w:ascii="Avenir Next" w:hAnsi="Avenir Next" w:cs="Avenir Next" w:eastAsia="Avenir Next"/>
                       <w:b/>
                       <w:color w:val="003A70"/>
+                      <w:sz w:val="22"/>
+                      <w:szCs w:val="21"/>
+                    </w:rPr>
+                    <w:t xml:space="preserve">B</w:t>
+                  </w:r>
+                  <w:r>
+                    <w:rPr>
+                      <w:rFonts w:ascii="Avenir Next" w:hAnsi="Avenir Next" w:cs="Avenir Next" w:eastAsia="Avenir Next"/>
+                      <w:color w:val="1A1A1A"/>
                       <w:sz w:val="21"/>
                       <w:szCs w:val="21"/>
                     </w:rPr>
-                    <w:t xml:space="preserve">B</w:t>
-                  </w:r>
-                  <w:r>
-                    <w:rPr>
-                      <w:rFonts w:ascii="Avenir Next" w:hAnsi="Avenir Next" w:cs="Avenir Next" w:eastAsia="Avenir Next"/>
-                      <w:color w:val="1A1A1A"/>
-                      <w:sz w:val="21"/>
-                      <w:szCs w:val="21"/>
-                    </w:rPr>
                     <w:tab/>
                   </w:r>
                   <w:r>
                     <w:rPr>
                       <w:rFonts w:ascii="Avenir Next" w:hAnsi="Avenir Next" w:cs="Avenir Next" w:eastAsia="Avenir Next"/>
                       <w:color w:val="1A1A1A"/>
-                      <w:sz w:val="21"/>
+                      <w:sz w:val="22"/>
                       <w:szCs w:val="21"/>
                     </w:rPr>
                     <w:t xml:space="preserve">24 degrees</w:t>
@@ -3727,7 +3748,7 @@
                     <w:tabs>
                       <w:tab w:val="left" w:pos="340"/>
                     </w:tabs>
-                    <w:spacing w:before="0" w:after="0" w:line="264" w:lineRule="auto"/>
+                    <w:spacing w:before="0" w:after="0" w:line="240" w:lineRule="auto"/>
                     <w:ind w:left="340" w:hanging="340"/>
                   </w:pPr>
                   <w:r>
@@ -3735,25 +3756,25 @@
                       <w:rFonts w:ascii="Avenir Next" w:hAnsi="Avenir Next" w:cs="Avenir Next" w:eastAsia="Avenir Next"/>
                       <w:b/>
                       <w:color w:val="003A70"/>
+                      <w:sz w:val="22"/>
+                      <w:szCs w:val="21"/>
+                    </w:rPr>
+                    <w:t xml:space="preserve">C</w:t>
+                  </w:r>
+                  <w:r>
+                    <w:rPr>
+                      <w:rFonts w:ascii="Avenir Next" w:hAnsi="Avenir Next" w:cs="Avenir Next" w:eastAsia="Avenir Next"/>
+                      <w:color w:val="1A1A1A"/>
                       <w:sz w:val="21"/>
                       <w:szCs w:val="21"/>
                     </w:rPr>
-                    <w:t xml:space="preserve">C</w:t>
-                  </w:r>
-                  <w:r>
-                    <w:rPr>
-                      <w:rFonts w:ascii="Avenir Next" w:hAnsi="Avenir Next" w:cs="Avenir Next" w:eastAsia="Avenir Next"/>
-                      <w:color w:val="1A1A1A"/>
-                      <w:sz w:val="21"/>
-                      <w:szCs w:val="21"/>
-                    </w:rPr>
                     <w:tab/>
                   </w:r>
                   <w:r>
                     <w:rPr>
                       <w:rFonts w:ascii="Avenir Next" w:hAnsi="Avenir Next" w:cs="Avenir Next" w:eastAsia="Avenir Next"/>
                       <w:color w:val="1A1A1A"/>
-                      <w:sz w:val="21"/>
+                      <w:sz w:val="22"/>
                       <w:szCs w:val="21"/>
                     </w:rPr>
                     <w:t xml:space="preserve">0 degrees</w:t>
@@ -3770,7 +3791,7 @@
                     <w:tabs>
                       <w:tab w:val="left" w:pos="340"/>
                     </w:tabs>
-                    <w:spacing w:before="0" w:after="0" w:line="264" w:lineRule="auto"/>
+                    <w:spacing w:before="0" w:after="0" w:line="240" w:lineRule="auto"/>
                     <w:ind w:left="340" w:hanging="340"/>
                   </w:pPr>
                   <w:r>
@@ -3778,25 +3799,25 @@
                       <w:rFonts w:ascii="Avenir Next" w:hAnsi="Avenir Next" w:cs="Avenir Next" w:eastAsia="Avenir Next"/>
                       <w:b/>
                       <w:color w:val="003A70"/>
+                      <w:sz w:val="22"/>
+                      <w:szCs w:val="21"/>
+                    </w:rPr>
+                    <w:t xml:space="preserve">D</w:t>
+                  </w:r>
+                  <w:r>
+                    <w:rPr>
+                      <w:rFonts w:ascii="Avenir Next" w:hAnsi="Avenir Next" w:cs="Avenir Next" w:eastAsia="Avenir Next"/>
+                      <w:color w:val="1A1A1A"/>
                       <w:sz w:val="21"/>
                       <w:szCs w:val="21"/>
                     </w:rPr>
-                    <w:t xml:space="preserve">D</w:t>
-                  </w:r>
-                  <w:r>
-                    <w:rPr>
-                      <w:rFonts w:ascii="Avenir Next" w:hAnsi="Avenir Next" w:cs="Avenir Next" w:eastAsia="Avenir Next"/>
-                      <w:color w:val="1A1A1A"/>
-                      <w:sz w:val="21"/>
-                      <w:szCs w:val="21"/>
-                    </w:rPr>
                     <w:tab/>
                   </w:r>
                   <w:r>
                     <w:rPr>
                       <w:rFonts w:ascii="Avenir Next" w:hAnsi="Avenir Next" w:cs="Avenir Next" w:eastAsia="Avenir Next"/>
                       <w:color w:val="1A1A1A"/>
-                      <w:sz w:val="21"/>
+                      <w:sz w:val="22"/>
                       <w:szCs w:val="21"/>
                     </w:rPr>
                     <w:t xml:space="preserve">−48 degrees</w:t>
@@ -3845,19 +3866,42 @@
         <w:tblLook w:val="0000" w:firstRow="0" w:lastRow="0" w:firstColumn="0" w:lastColumn="0" w:noHBand="1" w:noVBand="1"/>
       </w:tblPr>
       <w:tblGrid>
-        <w:gridCol w:w="2000"/>
-        <w:gridCol w:w="2300"/>
-        <w:gridCol w:w="2100"/>
-        <w:gridCol w:w="3104"/>
+        <w:gridCol w:w="1750"/>
+        <w:gridCol w:w="2500"/>
+        <w:gridCol w:w="2200"/>
+        <w:gridCol w:w="3054"/>
       </w:tblGrid>
       <w:tr>
         <w:trPr>
           <w:cantSplit/>
-          <w:trHeight w:val="320" w:hRule="atLeast"/>
+          <w:trHeight w:val="300" w:hRule="atLeast"/>
         </w:trPr>
         <w:tc>
           <w:tcPr>
-            <w:tcW w:w="2000" w:type="dxa"/>
+            <w:tcW w:w="1750" w:type="dxa"/>
+            <w:vAlign w:val="center"/>
+          </w:tcPr>
+          <w:p>
+            <w:pPr>
+              <w:pStyle w:val="Heading2"/>
+              <w:spacing w:before="0" w:after="0" w:line="240" w:lineRule="auto"/>
+            </w:pPr>
+            <w:r>
+              <w:rPr>
+                <w:rFonts w:ascii="Avenir Next" w:hAnsi="Avenir Next" w:cs="Avenir Next" w:eastAsia="Avenir Next"/>
+                <w:b/>
+                <w:color w:val="003A70"/>
+                <w:spacing w:val="12"/>
+                <w:sz w:val="15"/>
+                <w:szCs w:val="15"/>
+              </w:rPr>
+              <w:t xml:space="preserve">CHECK YOURSELF</w:t>
+            </w:r>
+          </w:p>
+        </w:tc>
+        <w:tc>
+          <w:tcPr>
+            <w:tcW w:w="2500" w:type="dxa"/>
             <w:vAlign w:val="center"/>
           </w:tcPr>
           <w:p>
@@ -3866,20 +3910,27 @@
             </w:pPr>
             <w:r>
               <w:rPr>
-                <w:rFonts w:ascii="Avenir Next" w:hAnsi="Avenir Next" w:cs="Avenir Next" w:eastAsia="Avenir Next"/>
-                <w:b/>
-                <w:color w:val="003A70"/>
-                <w:spacing w:val="12"/>
-                <w:sz w:val="15"/>
-                <w:szCs w:val="15"/>
-              </w:rPr>
-              <w:t xml:space="preserve">CHECK YOURSELF</w:t>
+                <w:rFonts w:ascii="Arial" w:hAnsi="Arial" w:cs="Arial" w:eastAsia="Arial"/>
+                <w:color w:val="1A1A1A"/>
+                <w:sz w:val="20"/>
+                <w:szCs w:val="20"/>
+              </w:rPr>
+              <w:t xml:space="preserve">□</w:t>
+            </w:r>
+            <w:r>
+              <w:rPr>
+                <w:rFonts w:ascii="Avenir Next" w:hAnsi="Avenir Next" w:cs="Avenir Next" w:eastAsia="Avenir Next"/>
+                <w:color w:val="1A1A1A"/>
+                <w:sz w:val="17"/>
+                <w:szCs w:val="17"/>
+              </w:rPr>
+              <w:t xml:space="preserve">  I can do this on my own</w:t>
             </w:r>
           </w:p>
         </w:tc>
         <w:tc>
           <w:tcPr>
-            <w:tcW w:w="2300" w:type="dxa"/>
+            <w:tcW w:w="2200" w:type="dxa"/>
             <w:vAlign w:val="center"/>
           </w:tcPr>
           <w:p>
@@ -3890,8 +3941,8 @@
               <w:rPr>
                 <w:rFonts w:ascii="Arial" w:hAnsi="Arial" w:cs="Arial" w:eastAsia="Arial"/>
                 <w:color w:val="1A1A1A"/>
-                <w:sz w:val="24"/>
-                <w:szCs w:val="24"/>
+                <w:sz w:val="20"/>
+                <w:szCs w:val="20"/>
               </w:rPr>
               <w:t xml:space="preserve">□</w:t>
             </w:r>
@@ -3902,13 +3953,13 @@
                 <w:sz w:val="17"/>
                 <w:szCs w:val="17"/>
               </w:rPr>
-              <w:t xml:space="preserve">  I can do this on my own</w:t>
+              <w:t xml:space="preserve">  I need a little help</w:t>
             </w:r>
           </w:p>
         </w:tc>
         <w:tc>
           <w:tcPr>
-            <w:tcW w:w="2100" w:type="dxa"/>
+            <w:tcW w:w="3054" w:type="dxa"/>
             <w:vAlign w:val="center"/>
           </w:tcPr>
           <w:p>
@@ -3919,37 +3970,8 @@
               <w:rPr>
                 <w:rFonts w:ascii="Arial" w:hAnsi="Arial" w:cs="Arial" w:eastAsia="Arial"/>
                 <w:color w:val="1A1A1A"/>
-                <w:sz w:val="24"/>
-                <w:szCs w:val="24"/>
-              </w:rPr>
-              <w:t xml:space="preserve">□</w:t>
-            </w:r>
-            <w:r>
-              <w:rPr>
-                <w:rFonts w:ascii="Avenir Next" w:hAnsi="Avenir Next" w:cs="Avenir Next" w:eastAsia="Avenir Next"/>
-                <w:color w:val="1A1A1A"/>
-                <w:sz w:val="17"/>
-                <w:szCs w:val="17"/>
-              </w:rPr>
-              <w:t xml:space="preserve">  I need a little help</w:t>
-            </w:r>
-          </w:p>
-        </w:tc>
-        <w:tc>
-          <w:tcPr>
-            <w:tcW w:w="3104" w:type="dxa"/>
-            <w:vAlign w:val="center"/>
-          </w:tcPr>
-          <w:p>
-            <w:pPr>
-              <w:spacing w:before="0" w:after="0" w:line="240" w:lineRule="auto"/>
-            </w:pPr>
-            <w:r>
-              <w:rPr>
-                <w:rFonts w:ascii="Arial" w:hAnsi="Arial" w:cs="Arial" w:eastAsia="Arial"/>
-                <w:color w:val="1A1A1A"/>
-                <w:sz w:val="24"/>
-                <w:szCs w:val="24"/>
+                <w:sz w:val="20"/>
+                <w:szCs w:val="20"/>
               </w:rPr>
               <w:t xml:space="preserve">□</w:t>
             </w:r>
@@ -3984,7 +4006,7 @@
     <w:sectPr>
       <w:footerReference w:type="default" r:id="rIdFooter1"/>
       <w:pgSz w:w="12240" w:h="15840"/>
-      <w:pgMar w:top="893" w:right="1224" w:bottom="835" w:left="1512" w:header="432" w:footer="432" w:gutter="0"/>
+      <w:pgMar w:top="780" w:right="1224" w:bottom="760" w:left="1512" w:header="432" w:footer="432" w:gutter="0"/>
       <w:cols w:space="720"/>
     </w:sectPr>
   </w:body>
@@ -4064,7 +4086,106 @@
               <w:sz w:val="15"/>
               <w:szCs w:val="15"/>
             </w:rPr>
-            <w:t xml:space="preserve">Lesson 7-1  ·  Session 2  ·  Prerequisite Practice B</w:t>
+            <w:t xml:space="preserve">7-1 · Page </w:t>
+          </w:r>
+          <w:r>
+            <w:rPr>
+              <w:rFonts w:ascii="Avenir Next" w:hAnsi="Avenir Next" w:cs="Avenir Next" w:eastAsia="Avenir Next"/>
+              <w:color w:val="5A5F66"/>
+              <w:sz w:val="15"/>
+              <w:szCs w:val="15"/>
+            </w:rPr>
+            <w:fldChar w:fldCharType="begin"/>
+          </w:r>
+          <w:r>
+            <w:rPr>
+              <w:rFonts w:ascii="Avenir Next" w:hAnsi="Avenir Next" w:cs="Avenir Next" w:eastAsia="Avenir Next"/>
+              <w:color w:val="5A5F66"/>
+              <w:sz w:val="15"/>
+              <w:szCs w:val="15"/>
+            </w:rPr>
+            <w:instrText xml:space="preserve"> PAGE </w:instrText>
+          </w:r>
+          <w:r>
+            <w:rPr>
+              <w:rFonts w:ascii="Avenir Next" w:hAnsi="Avenir Next" w:cs="Avenir Next" w:eastAsia="Avenir Next"/>
+              <w:color w:val="5A5F66"/>
+              <w:sz w:val="15"/>
+              <w:szCs w:val="15"/>
+            </w:rPr>
+            <w:fldChar w:fldCharType="separate"/>
+          </w:r>
+          <w:r>
+            <w:rPr>
+              <w:rFonts w:ascii="Avenir Next" w:hAnsi="Avenir Next" w:cs="Avenir Next" w:eastAsia="Avenir Next"/>
+              <w:color w:val="5A5F66"/>
+              <w:sz w:val="15"/>
+              <w:szCs w:val="15"/>
+            </w:rPr>
+            <w:t xml:space="preserve">1</w:t>
+          </w:r>
+          <w:r>
+            <w:rPr>
+              <w:rFonts w:ascii="Avenir Next" w:hAnsi="Avenir Next" w:cs="Avenir Next" w:eastAsia="Avenir Next"/>
+              <w:color w:val="5A5F66"/>
+              <w:sz w:val="15"/>
+              <w:szCs w:val="15"/>
+            </w:rPr>
+            <w:fldChar w:fldCharType="end"/>
+          </w:r>
+          <w:r>
+            <w:rPr>
+              <w:rFonts w:ascii="Avenir Next" w:hAnsi="Avenir Next" w:cs="Avenir Next" w:eastAsia="Avenir Next"/>
+              <w:color w:val="5A5F66"/>
+              <w:sz w:val="15"/>
+              <w:szCs w:val="15"/>
+            </w:rPr>
+            <w:t xml:space="preserve"> of </w:t>
+          </w:r>
+          <w:r>
+            <w:rPr>
+              <w:rFonts w:ascii="Avenir Next" w:hAnsi="Avenir Next" w:cs="Avenir Next" w:eastAsia="Avenir Next"/>
+              <w:color w:val="5A5F66"/>
+              <w:sz w:val="15"/>
+              <w:szCs w:val="15"/>
+            </w:rPr>
+            <w:fldChar w:fldCharType="begin"/>
+          </w:r>
+          <w:r>
+            <w:rPr>
+              <w:rFonts w:ascii="Avenir Next" w:hAnsi="Avenir Next" w:cs="Avenir Next" w:eastAsia="Avenir Next"/>
+              <w:color w:val="5A5F66"/>
+              <w:sz w:val="15"/>
+              <w:szCs w:val="15"/>
+            </w:rPr>
+            <w:instrText xml:space="preserve"> NUMPAGES </w:instrText>
+          </w:r>
+          <w:r>
+            <w:rPr>
+              <w:rFonts w:ascii="Avenir Next" w:hAnsi="Avenir Next" w:cs="Avenir Next" w:eastAsia="Avenir Next"/>
+              <w:color w:val="5A5F66"/>
+              <w:sz w:val="15"/>
+              <w:szCs w:val="15"/>
+            </w:rPr>
+            <w:fldChar w:fldCharType="separate"/>
+          </w:r>
+          <w:r>
+            <w:rPr>
+              <w:rFonts w:ascii="Avenir Next" w:hAnsi="Avenir Next" w:cs="Avenir Next" w:eastAsia="Avenir Next"/>
+              <w:color w:val="5A5F66"/>
+              <w:sz w:val="15"/>
+              <w:szCs w:val="15"/>
+            </w:rPr>
+            <w:t xml:space="preserve">1</w:t>
+          </w:r>
+          <w:r>
+            <w:rPr>
+              <w:rFonts w:ascii="Avenir Next" w:hAnsi="Avenir Next" w:cs="Avenir Next" w:eastAsia="Avenir Next"/>
+              <w:color w:val="5A5F66"/>
+              <w:sz w:val="15"/>
+              <w:szCs w:val="15"/>
+            </w:rPr>
+            <w:fldChar w:fldCharType="end"/>
           </w:r>
         </w:p>
       </w:tc>
@@ -4107,5 +4228,23 @@
       </w:tblCellMar>
     </w:tblPr>
   </w:style>
+  <w:style w:type="paragraph" w:styleId="Heading1">
+    <w:name w:val="heading 1"/>
+    <w:basedOn w:val="Normal"/>
+    <w:pPr>
+      <w:outlineLvl w:val="0"/>
+      <w:keepNext w:val="0"/>
+      <w:keepLines w:val="0"/>
+    </w:pPr>
+  </w:style>
+  <w:style w:type="paragraph" w:styleId="Heading2">
+    <w:name w:val="heading 2"/>
+    <w:basedOn w:val="Normal"/>
+    <w:pPr>
+      <w:outlineLvl w:val="1"/>
+      <w:keepNext w:val="0"/>
+      <w:keepLines w:val="0"/>
+    </w:pPr>
+  </w:style>
 </w:styles>
 </file>